--- a/插件详细手册/26.图块/图块设计-垂直角与圆角.docx
+++ b/插件详细手册/26.图块/图块设计-垂直角与圆角.docx
@@ -1,6 +1,6 @@
 
 <file path=word/document.xml><?xml version="1.0" encoding="utf-8"?>
-<w:document xmlns:wpc="http://schemas.microsoft.com/office/word/2010/wordprocessingCanvas" xmlns:cx="http://schemas.microsoft.com/office/drawing/2014/chartex" xmlns:cx1="http://schemas.microsoft.com/office/drawing/2015/9/8/chartex" xmlns:cx2="http://schemas.microsoft.com/office/drawing/2015/10/21/chartex" xmlns:cx3="http://schemas.microsoft.com/office/drawing/2016/5/9/chartex" xmlns:cx4="http://schemas.microsoft.com/office/drawing/2016/5/10/chartex" xmlns:cx5="http://schemas.microsoft.com/office/drawing/2016/5/11/chartex" xmlns:cx6="http://schemas.microsoft.com/office/drawing/2016/5/12/chartex" xmlns:cx7="http://schemas.microsoft.com/office/drawing/2016/5/13/chartex" xmlns:cx8="http://schemas.microsoft.com/office/drawing/2016/5/14/chartex" xmlns:mc="http://schemas.openxmlformats.org/markup-compatibility/2006" xmlns:aink="http://schemas.microsoft.com/office/drawing/2016/ink" xmlns:am3d="http://schemas.microsoft.com/office/drawing/2017/model3d" xmlns:o="urn:schemas-microsoft-com:office:office" xmlns:oel="http://schemas.microsoft.com/office/2019/extlst" xmlns:r="http://schemas.openxmlformats.org/officeDocument/2006/relationships" xmlns:m="http://schemas.openxmlformats.org/officeDocument/2006/math" xmlns:v="urn:schemas-microsoft-com:vml" xmlns:wp14="http://schemas.microsoft.com/office/word/2010/wordprocessingDrawing" xmlns:wp="http://schemas.openxmlformats.org/drawingml/2006/wordprocessingDrawing" xmlns:w10="urn:schemas-microsoft-com:office:word" xmlns:w="http://schemas.openxmlformats.org/wordprocessingml/2006/main" xmlns:w14="http://schemas.microsoft.com/office/word/2010/wordml" xmlns:w15="http://schemas.microsoft.com/office/word/2012/wordml" xmlns:w16cex="http://schemas.microsoft.com/office/word/2018/wordml/cex" xmlns:w16cid="http://schemas.microsoft.com/office/word/2016/wordml/cid" xmlns:w16="http://schemas.microsoft.com/office/word/2018/wordml" xmlns:w16du="http://schemas.microsoft.com/office/word/2023/wordml/word16du" xmlns:w16sdtdh="http://schemas.microsoft.com/office/word/2020/wordml/sdtdatahash" xmlns:w16se="http://schemas.microsoft.com/office/word/2015/wordml/symex" xmlns:wpg="http://schemas.microsoft.com/office/word/2010/wordprocessingGroup" xmlns:wpi="http://schemas.microsoft.com/office/word/2010/wordprocessingInk" xmlns:wne="http://schemas.microsoft.com/office/word/2006/wordml" xmlns:wps="http://schemas.microsoft.com/office/word/2010/wordprocessingShape" mc:Ignorable="w14 w15 w16se w16cid w16 w16cex w16sdtdh w16du wp14">
+<w:document xmlns:wpc="http://schemas.microsoft.com/office/word/2010/wordprocessingCanvas" xmlns:cx="http://schemas.microsoft.com/office/drawing/2014/chartex" xmlns:cx1="http://schemas.microsoft.com/office/drawing/2015/9/8/chartex" xmlns:cx2="http://schemas.microsoft.com/office/drawing/2015/10/21/chartex" xmlns:cx3="http://schemas.microsoft.com/office/drawing/2016/5/9/chartex" xmlns:cx4="http://schemas.microsoft.com/office/drawing/2016/5/10/chartex" xmlns:cx5="http://schemas.microsoft.com/office/drawing/2016/5/11/chartex" xmlns:cx6="http://schemas.microsoft.com/office/drawing/2016/5/12/chartex" xmlns:cx7="http://schemas.microsoft.com/office/drawing/2016/5/13/chartex" xmlns:cx8="http://schemas.microsoft.com/office/drawing/2016/5/14/chartex" xmlns:mc="http://schemas.openxmlformats.org/markup-compatibility/2006" xmlns:aink="http://schemas.microsoft.com/office/drawing/2016/ink" xmlns:am3d="http://schemas.microsoft.com/office/drawing/2017/model3d" xmlns:o="urn:schemas-microsoft-com:office:office" xmlns:oel="http://schemas.microsoft.com/office/2019/extlst" xmlns:r="http://schemas.openxmlformats.org/officeDocument/2006/relationships" xmlns:m="http://schemas.openxmlformats.org/officeDocument/2006/math" xmlns:v="urn:schemas-microsoft-com:vml" xmlns:wp14="http://schemas.microsoft.com/office/word/2010/wordprocessingDrawing" xmlns:wp="http://schemas.openxmlformats.org/drawingml/2006/wordprocessingDrawing" xmlns:w10="urn:schemas-microsoft-com:office:word" xmlns:w="http://schemas.openxmlformats.org/wordprocessingml/2006/main" xmlns:w14="http://schemas.microsoft.com/office/word/2010/wordml" xmlns:w15="http://schemas.microsoft.com/office/word/2012/wordml" xmlns:w16cex="http://schemas.microsoft.com/office/word/2018/wordml/cex" xmlns:w16cid="http://schemas.microsoft.com/office/word/2016/wordml/cid" xmlns:w16="http://schemas.microsoft.com/office/word/2018/wordml" xmlns:w16du="http://schemas.microsoft.com/office/word/2023/wordml/word16du" xmlns:w16sdtdh="http://schemas.microsoft.com/office/word/2020/wordml/sdtdatahash" xmlns:w16sdtfl="http://schemas.microsoft.com/office/word/2024/wordml/sdtformatlock" xmlns:w16se="http://schemas.microsoft.com/office/word/2015/wordml/symex" xmlns:wpg="http://schemas.microsoft.com/office/word/2010/wordprocessingGroup" xmlns:wpi="http://schemas.microsoft.com/office/word/2010/wordprocessingInk" xmlns:wne="http://schemas.microsoft.com/office/word/2006/wordml" xmlns:wps="http://schemas.microsoft.com/office/word/2010/wordprocessingShape" mc:Ignorable="w14 w15 w16se w16cid w16 w16cex w16sdtdh w16sdtfl w16du wp14">
   <w:body>
     <w:p>
       <w:pPr>
@@ -13,33 +13,34 @@
         <w:rPr>
           <w:rFonts w:hint="eastAsia"/>
         </w:rPr>
+        <w:t>===</w:t>
+      </w:r>
+      <w:r>
+        <w:rPr>
+          <w:rFonts w:hint="eastAsia"/>
+        </w:rPr>
         <w:t>概述</w:t>
       </w:r>
+      <w:r>
+        <w:rPr>
+          <w:rFonts w:hint="eastAsia"/>
+        </w:rPr>
+        <w:t>===</w:t>
+      </w:r>
     </w:p>
     <w:p>
       <w:pPr>
         <w:pStyle w:val="3"/>
         <w:rPr>
           <w:rFonts w:hint="eastAsia"/>
-          <w:sz w:val="28"/>
-        </w:rPr>
-      </w:pPr>
-      <w:proofErr w:type="gramStart"/>
-      <w:r>
-        <w:rPr>
-          <w:rFonts w:hint="eastAsia"/>
-          <w:sz w:val="28"/>
-        </w:rPr>
-        <w:t>图块</w:t>
-      </w:r>
-      <w:r>
-        <w:rPr>
-          <w:rFonts w:hint="eastAsia"/>
-          <w:sz w:val="28"/>
-        </w:rPr>
-        <w:t>简介</w:t>
-      </w:r>
-      <w:proofErr w:type="gramEnd"/>
+        </w:rPr>
+      </w:pPr>
+      <w:r>
+        <w:rPr>
+          <w:rFonts w:hint="eastAsia"/>
+        </w:rPr>
+        <w:t>示意图</w:t>
+      </w:r>
     </w:p>
     <w:p>
       <w:pPr>
@@ -231,7 +232,6 @@
     <w:p>
       <w:pPr>
         <w:widowControl/>
-        <w:snapToGrid w:val="0"/>
         <w:jc w:val="center"/>
         <w:rPr>
           <w:rFonts w:ascii="Tahoma" w:eastAsia="微软雅黑" w:hAnsi="Tahoma"/>
@@ -356,92 +356,61 @@
         </w:drawing>
       </w:r>
     </w:p>
-    <w:p>
-      <w:pPr>
-        <w:widowControl/>
-        <w:snapToGrid w:val="0"/>
-        <w:jc w:val="left"/>
-        <w:rPr>
-          <w:rFonts w:ascii="Tahoma" w:eastAsia="微软雅黑" w:hAnsi="Tahoma"/>
-          <w:b/>
-          <w:bCs/>
-          <w:kern w:val="0"/>
-          <w:sz w:val="22"/>
-        </w:rPr>
-      </w:pPr>
-      <w:bookmarkStart w:id="0" w:name="_Hlk185836026"/>
-      <w:r>
-        <w:rPr>
-          <w:rFonts w:ascii="Tahoma" w:eastAsia="微软雅黑" w:hAnsi="Tahoma" w:hint="eastAsia"/>
-          <w:b/>
-          <w:bCs/>
-          <w:kern w:val="0"/>
-          <w:sz w:val="22"/>
-        </w:rPr>
-        <w:t>注意，该文档</w:t>
-      </w:r>
-      <w:r>
-        <w:rPr>
-          <w:rFonts w:ascii="Tahoma" w:eastAsia="微软雅黑" w:hAnsi="Tahoma" w:hint="eastAsia"/>
-          <w:b/>
-          <w:bCs/>
-          <w:kern w:val="0"/>
-          <w:sz w:val="22"/>
-        </w:rPr>
-        <w:t>需要会</w:t>
-      </w:r>
-      <w:r>
-        <w:rPr>
-          <w:rFonts w:ascii="Tahoma" w:eastAsia="微软雅黑" w:hAnsi="Tahoma" w:hint="eastAsia"/>
-          <w:b/>
-          <w:bCs/>
-          <w:kern w:val="0"/>
-          <w:sz w:val="22"/>
-        </w:rPr>
-        <w:t>ps</w:t>
-      </w:r>
-      <w:r>
-        <w:rPr>
-          <w:rFonts w:ascii="Tahoma" w:eastAsia="微软雅黑" w:hAnsi="Tahoma" w:hint="eastAsia"/>
-          <w:b/>
-          <w:bCs/>
-          <w:kern w:val="0"/>
-          <w:sz w:val="22"/>
-        </w:rPr>
-        <w:t>修图，</w:t>
-      </w:r>
-      <w:r>
-        <w:rPr>
-          <w:rFonts w:ascii="Tahoma" w:eastAsia="微软雅黑" w:hAnsi="Tahoma" w:hint="eastAsia"/>
-          <w:b/>
-          <w:bCs/>
-          <w:kern w:val="0"/>
-          <w:sz w:val="22"/>
-        </w:rPr>
-        <w:t>需要</w:t>
-      </w:r>
-      <w:r>
-        <w:rPr>
-          <w:rFonts w:ascii="Tahoma" w:eastAsia="微软雅黑" w:hAnsi="Tahoma" w:hint="eastAsia"/>
-          <w:b/>
-          <w:bCs/>
-          <w:kern w:val="0"/>
-          <w:sz w:val="22"/>
-        </w:rPr>
-        <w:t>画像素点</w:t>
-      </w:r>
-      <w:r>
-        <w:rPr>
-          <w:rFonts w:ascii="Tahoma" w:eastAsia="微软雅黑" w:hAnsi="Tahoma" w:hint="eastAsia"/>
-          <w:b/>
-          <w:bCs/>
-          <w:kern w:val="0"/>
-          <w:sz w:val="22"/>
-        </w:rPr>
-        <w:t>。</w:t>
-      </w:r>
-    </w:p>
-    <w:bookmarkEnd w:id="0"/>
+    <w:tbl>
+      <w:tblPr>
+        <w:tblStyle w:val="af"/>
+        <w:tblW w:w="0" w:type="auto"/>
+        <w:shd w:val="clear" w:color="auto" w:fill="FFF2CC" w:themeFill="accent4" w:themeFillTint="33"/>
+        <w:tblLook w:val="04A0" w:firstRow="1" w:lastRow="0" w:firstColumn="1" w:lastColumn="0" w:noHBand="0" w:noVBand="1"/>
+      </w:tblPr>
+      <w:tblGrid>
+        <w:gridCol w:w="8522"/>
+      </w:tblGrid>
+      <w:tr>
+        <w:tc>
+          <w:tcPr>
+            <w:tcW w:w="8522" w:type="dxa"/>
+            <w:shd w:val="clear" w:color="auto" w:fill="FFF2CC" w:themeFill="accent4" w:themeFillTint="33"/>
+          </w:tcPr>
+          <w:p>
+            <w:pPr>
+              <w:widowControl/>
+              <w:adjustRightInd w:val="0"/>
+              <w:jc w:val="left"/>
+              <w:rPr>
+                <w:rFonts w:ascii="Tahoma" w:eastAsia="微软雅黑" w:hAnsi="Tahoma" w:hint="eastAsia"/>
+                <w:kern w:val="0"/>
+                <w:sz w:val="22"/>
+              </w:rPr>
+            </w:pPr>
+            <w:r>
+              <w:rPr>
+                <w:rFonts w:ascii="Tahoma" w:eastAsia="微软雅黑" w:hAnsi="Tahoma" w:hint="eastAsia"/>
+                <w:kern w:val="0"/>
+                <w:sz w:val="22"/>
+              </w:rPr>
+              <w:t>注意，该文档需要会</w:t>
+            </w:r>
+            <w:r>
+              <w:rPr>
+                <w:rFonts w:ascii="Tahoma" w:eastAsia="微软雅黑" w:hAnsi="Tahoma" w:hint="eastAsia"/>
+                <w:kern w:val="0"/>
+                <w:sz w:val="22"/>
+              </w:rPr>
+              <w:t>ps</w:t>
+            </w:r>
+            <w:r>
+              <w:rPr>
+                <w:rFonts w:ascii="Tahoma" w:eastAsia="微软雅黑" w:hAnsi="Tahoma" w:hint="eastAsia"/>
+                <w:kern w:val="0"/>
+                <w:sz w:val="22"/>
+              </w:rPr>
+              <w:t>修图，需要画像素点。</w:t>
+            </w:r>
+          </w:p>
+        </w:tc>
+      </w:tr>
+    </w:tbl>
     <w:p>
       <w:pPr>
         <w:widowControl/>
@@ -477,7 +446,7 @@
     </w:p>
     <w:p>
       <w:pPr>
-        <w:pStyle w:val="2"/>
+        <w:pStyle w:val="3"/>
         <w:rPr>
           <w:rFonts w:hint="eastAsia"/>
         </w:rPr>
@@ -487,61 +456,6 @@
           <w:rFonts w:hint="eastAsia"/>
         </w:rPr>
         <w:lastRenderedPageBreak/>
-        <w:t>垂直角与圆角</w:t>
-      </w:r>
-      <w:r>
-        <w:rPr>
-          <w:rFonts w:hint="eastAsia"/>
-        </w:rPr>
-        <w:t>-</w:t>
-      </w:r>
-      <w:r>
-        <w:rPr>
-          <w:rFonts w:hint="eastAsia"/>
-        </w:rPr>
-        <w:t>设计</w:t>
-      </w:r>
-    </w:p>
-    <w:p>
-      <w:pPr>
-        <w:pStyle w:val="3"/>
-        <w:rPr>
-          <w:rFonts w:hint="eastAsia"/>
-          <w:sz w:val="28"/>
-        </w:rPr>
-      </w:pPr>
-      <w:r>
-        <w:rPr>
-          <w:rFonts w:hint="eastAsia"/>
-          <w:sz w:val="28"/>
-        </w:rPr>
-        <w:t>设计</w:t>
-      </w:r>
-      <w:r>
-        <w:rPr>
-          <w:rFonts w:hint="eastAsia"/>
-          <w:sz w:val="28"/>
-        </w:rPr>
-        <w:t>简介</w:t>
-      </w:r>
-    </w:p>
-    <w:p>
-      <w:pPr>
-        <w:pStyle w:val="4"/>
-        <w:rPr>
-          <w:rFonts w:hint="eastAsia"/>
-        </w:rPr>
-      </w:pPr>
-      <w:r>
-        <w:rPr>
-          <w:rFonts w:hint="eastAsia"/>
-        </w:rPr>
-        <w:t>1）</w:t>
-      </w:r>
-      <w:r>
-        <w:rPr>
-          <w:rFonts w:hint="eastAsia"/>
-        </w:rPr>
         <w:t>灵感来源</w:t>
       </w:r>
     </w:p>
@@ -786,7 +700,7 @@
           <w:noProof/>
         </w:rPr>
         <w:drawing>
-          <wp:inline distT="0" distB="0" distL="0" distR="0" wp14:anchorId="50F45CAF" wp14:editId="3C99B618">
+          <wp:inline distT="0" distB="0" distL="0" distR="0" wp14:anchorId="18B45671" wp14:editId="5964DE94">
             <wp:extent cx="4672330" cy="4509198"/>
             <wp:effectExtent l="0" t="0" r="0" b="5715"/>
             <wp:docPr id="1286217667" name="图片 1"/>
@@ -893,18 +807,54 @@
     </w:p>
     <w:p>
       <w:pPr>
+        <w:pStyle w:val="2"/>
+        <w:rPr>
+          <w:rFonts w:hint="eastAsia"/>
+        </w:rPr>
+      </w:pPr>
+      <w:r>
+        <w:rPr>
+          <w:rFonts w:hint="eastAsia"/>
+        </w:rPr>
+        <w:lastRenderedPageBreak/>
+        <w:t>===</w:t>
+      </w:r>
+      <w:r>
+        <w:rPr>
+          <w:rFonts w:hint="eastAsia"/>
+        </w:rPr>
+        <w:t>垂直角与圆角</w:t>
+      </w:r>
+      <w:r>
+        <w:rPr>
+          <w:rFonts w:hint="eastAsia"/>
+        </w:rPr>
+        <w:t xml:space="preserve"> </w:t>
+      </w:r>
+      <w:r>
+        <w:rPr>
+          <w:rFonts w:hint="eastAsia"/>
+        </w:rPr>
+        <w:t>-</w:t>
+      </w:r>
+      <w:r>
+        <w:rPr>
+          <w:rFonts w:hint="eastAsia"/>
+        </w:rPr>
+        <w:t xml:space="preserve"> 实现===</w:t>
+      </w:r>
+    </w:p>
+    <w:p>
+      <w:pPr>
         <w:pStyle w:val="3"/>
         <w:rPr>
           <w:rFonts w:hint="eastAsia"/>
-          <w:sz w:val="28"/>
-        </w:rPr>
-      </w:pPr>
-      <w:r>
-        <w:rPr>
-          <w:rFonts w:hint="eastAsia"/>
-          <w:sz w:val="28"/>
-        </w:rPr>
-        <w:lastRenderedPageBreak/>
+        </w:rPr>
+      </w:pPr>
+      <w:r>
+        <w:rPr>
+          <w:rFonts w:hint="eastAsia"/>
+        </w:rPr>
         <w:t>圆角绘制</w:t>
       </w:r>
     </w:p>
@@ -965,9 +915,9 @@
           <w:noProof/>
         </w:rPr>
         <w:drawing>
-          <wp:inline distT="0" distB="0" distL="0" distR="0" wp14:anchorId="4AEAD639" wp14:editId="7F9990BB">
-            <wp:extent cx="2286000" cy="1724685"/>
-            <wp:effectExtent l="0" t="0" r="7620" b="6350"/>
+          <wp:inline distT="0" distB="0" distL="0" distR="0" wp14:anchorId="4AEAD639" wp14:editId="39510D14">
+            <wp:extent cx="2656300" cy="2004060"/>
+            <wp:effectExtent l="0" t="0" r="0" b="0"/>
             <wp:docPr id="427634774" name="图片 2"/>
             <wp:cNvGraphicFramePr>
               <a:graphicFrameLocks xmlns:a="http://schemas.openxmlformats.org/drawingml/2006/main" noChangeAspect="1"/>
@@ -997,7 +947,7 @@
                   <pic:spPr bwMode="auto">
                     <a:xfrm>
                       <a:off x="0" y="0"/>
-                      <a:ext cx="2286000" cy="1724685"/>
+                      <a:ext cx="2657555" cy="2005007"/>
                     </a:xfrm>
                     <a:prstGeom prst="rect">
                       <a:avLst/>
@@ -1104,9 +1054,9 @@
           <w:noProof/>
         </w:rPr>
         <w:drawing>
-          <wp:inline distT="0" distB="0" distL="0" distR="0" wp14:anchorId="6BE1B808" wp14:editId="12F13C32">
-            <wp:extent cx="1598974" cy="1272540"/>
-            <wp:effectExtent l="0" t="0" r="1270" b="3810"/>
+          <wp:inline distT="0" distB="0" distL="0" distR="0" wp14:anchorId="6BE1B808" wp14:editId="25C99AB0">
+            <wp:extent cx="1751330" cy="1393792"/>
+            <wp:effectExtent l="0" t="0" r="1270" b="0"/>
             <wp:docPr id="370764754" name="图片 4"/>
             <wp:cNvGraphicFramePr>
               <a:graphicFrameLocks xmlns:a="http://schemas.openxmlformats.org/drawingml/2006/main" noChangeAspect="1"/>
@@ -1136,7 +1086,7 @@
                   <pic:spPr bwMode="auto">
                     <a:xfrm>
                       <a:off x="0" y="0"/>
-                      <a:ext cx="1607969" cy="1279699"/>
+                      <a:ext cx="1763818" cy="1403730"/>
                     </a:xfrm>
                     <a:prstGeom prst="rect">
                       <a:avLst/>
@@ -1166,9 +1116,9 @@
           <w:noProof/>
         </w:rPr>
         <w:drawing>
-          <wp:inline distT="0" distB="0" distL="0" distR="0" wp14:anchorId="45EFB204" wp14:editId="48ECFA46">
-            <wp:extent cx="1777349" cy="1272540"/>
-            <wp:effectExtent l="0" t="0" r="0" b="3810"/>
+          <wp:inline distT="0" distB="0" distL="0" distR="0" wp14:anchorId="45EFB204" wp14:editId="0BBA497F">
+            <wp:extent cx="1936372" cy="1386396"/>
+            <wp:effectExtent l="0" t="0" r="6985" b="4445"/>
             <wp:docPr id="1430158673" name="图片 3"/>
             <wp:cNvGraphicFramePr>
               <a:graphicFrameLocks xmlns:a="http://schemas.openxmlformats.org/drawingml/2006/main" noChangeAspect="1"/>
@@ -1198,7 +1148,7 @@
                   <pic:spPr bwMode="auto">
                     <a:xfrm>
                       <a:off x="0" y="0"/>
-                      <a:ext cx="1779646" cy="1274184"/>
+                      <a:ext cx="1941152" cy="1389818"/>
                     </a:xfrm>
                     <a:prstGeom prst="rect">
                       <a:avLst/>
@@ -1381,9 +1331,9 @@
           <w:noProof/>
         </w:rPr>
         <w:drawing>
-          <wp:inline distT="0" distB="0" distL="0" distR="0" wp14:anchorId="365B8D81" wp14:editId="20344E7D">
-            <wp:extent cx="1621698" cy="1330263"/>
-            <wp:effectExtent l="0" t="0" r="0" b="3810"/>
+          <wp:inline distT="0" distB="0" distL="0" distR="0" wp14:anchorId="365B8D81" wp14:editId="4AAD2B88">
+            <wp:extent cx="1839301" cy="1508760"/>
+            <wp:effectExtent l="0" t="0" r="8890" b="0"/>
             <wp:docPr id="118959190" name="图片 5"/>
             <wp:cNvGraphicFramePr>
               <a:graphicFrameLocks xmlns:a="http://schemas.openxmlformats.org/drawingml/2006/main" noChangeAspect="1"/>
@@ -1413,7 +1363,7 @@
                   <pic:spPr bwMode="auto">
                     <a:xfrm>
                       <a:off x="0" y="0"/>
-                      <a:ext cx="1631462" cy="1338272"/>
+                      <a:ext cx="1854820" cy="1521490"/>
                     </a:xfrm>
                     <a:prstGeom prst="rect">
                       <a:avLst/>
@@ -1443,9 +1393,9 @@
           <w:noProof/>
         </w:rPr>
         <w:drawing>
-          <wp:inline distT="0" distB="0" distL="0" distR="0" wp14:anchorId="7AA1546C" wp14:editId="00C8F254">
-            <wp:extent cx="1481496" cy="1325245"/>
-            <wp:effectExtent l="0" t="0" r="4445" b="8255"/>
+          <wp:inline distT="0" distB="0" distL="0" distR="0" wp14:anchorId="7AA1546C" wp14:editId="17BB4229">
+            <wp:extent cx="1677379" cy="1500469"/>
+            <wp:effectExtent l="0" t="0" r="0" b="5080"/>
             <wp:docPr id="1088215556" name="图片 6"/>
             <wp:cNvGraphicFramePr>
               <a:graphicFrameLocks xmlns:a="http://schemas.openxmlformats.org/drawingml/2006/main" noChangeAspect="1"/>
@@ -1475,7 +1425,7 @@
                   <pic:spPr bwMode="auto">
                     <a:xfrm>
                       <a:off x="0" y="0"/>
-                      <a:ext cx="1491636" cy="1334316"/>
+                      <a:ext cx="1690962" cy="1512620"/>
                     </a:xfrm>
                     <a:prstGeom prst="rect">
                       <a:avLst/>
@@ -1551,6 +1501,7 @@
           <w:rFonts w:hint="eastAsia"/>
           <w:noProof/>
         </w:rPr>
+        <w:lastRenderedPageBreak/>
         <w:drawing>
           <wp:inline distT="0" distB="0" distL="0" distR="0" wp14:anchorId="2E574805" wp14:editId="112F6B9A">
             <wp:extent cx="2437467" cy="1838960"/>
@@ -1680,7 +1631,6 @@
           <w:kern w:val="0"/>
           <w:sz w:val="22"/>
         </w:rPr>
-        <w:lastRenderedPageBreak/>
         <w:t>在游戏中，</w:t>
       </w:r>
       <w:r>
@@ -1833,11 +1783,31 @@
         <w:snapToGrid w:val="0"/>
         <w:jc w:val="left"/>
         <w:rPr>
-          <w:rFonts w:ascii="Tahoma" w:eastAsia="微软雅黑" w:hAnsi="Tahoma"/>
-          <w:kern w:val="0"/>
-          <w:sz w:val="22"/>
-        </w:rPr>
-      </w:pPr>
+          <w:rFonts w:ascii="Tahoma" w:eastAsia="微软雅黑" w:hAnsi="Tahoma" w:hint="eastAsia"/>
+          <w:kern w:val="0"/>
+          <w:sz w:val="22"/>
+        </w:rPr>
+      </w:pPr>
+    </w:p>
+    <w:p>
+      <w:pPr>
+        <w:pStyle w:val="3"/>
+        <w:rPr>
+          <w:rFonts w:hint="eastAsia"/>
+        </w:rPr>
+      </w:pPr>
+      <w:r>
+        <w:rPr>
+          <w:rFonts w:hint="eastAsia"/>
+        </w:rPr>
+        <w:t>圆角</w:t>
+      </w:r>
+      <w:r>
+        <w:rPr>
+          <w:rFonts w:hint="eastAsia"/>
+        </w:rPr>
+        <w:t>的岩石矮墙</w:t>
+      </w:r>
     </w:p>
     <w:p>
       <w:pPr>
@@ -1852,10 +1822,283 @@
       </w:pPr>
       <w:r>
         <w:rPr>
+          <w:rFonts w:ascii="Tahoma" w:eastAsia="微软雅黑" w:hAnsi="Tahoma" w:hint="eastAsia"/>
+          <w:kern w:val="0"/>
+          <w:sz w:val="22"/>
+        </w:rPr>
+        <w:t>使用上述相同的方法，</w:t>
+      </w:r>
+    </w:p>
+    <w:p>
+      <w:pPr>
+        <w:widowControl/>
+        <w:snapToGrid w:val="0"/>
+        <w:jc w:val="left"/>
+        <w:rPr>
+          <w:rFonts w:ascii="Tahoma" w:eastAsia="微软雅黑" w:hAnsi="Tahoma" w:hint="eastAsia"/>
+          <w:kern w:val="0"/>
+          <w:sz w:val="22"/>
+        </w:rPr>
+      </w:pPr>
+      <w:r>
+        <w:rPr>
+          <w:rFonts w:ascii="Tahoma" w:eastAsia="微软雅黑" w:hAnsi="Tahoma" w:hint="eastAsia"/>
+          <w:kern w:val="0"/>
+          <w:sz w:val="22"/>
+        </w:rPr>
+        <w:t>使用</w:t>
+      </w:r>
+      <w:r>
+        <w:rPr>
+          <w:rFonts w:ascii="Tahoma" w:eastAsia="微软雅黑" w:hAnsi="Tahoma" w:hint="eastAsia"/>
+          <w:kern w:val="0"/>
+          <w:sz w:val="22"/>
+        </w:rPr>
+        <w:t>圆角的</w:t>
+      </w:r>
+      <w:r>
+        <w:rPr>
+          <w:rFonts w:ascii="Tahoma" w:eastAsia="微软雅黑" w:hAnsi="Tahoma" w:hint="eastAsia"/>
+          <w:kern w:val="0"/>
+          <w:sz w:val="22"/>
+        </w:rPr>
+        <w:t>堆砌的</w:t>
+      </w:r>
+      <w:r>
+        <w:rPr>
+          <w:rFonts w:ascii="Tahoma" w:eastAsia="微软雅黑" w:hAnsi="Tahoma" w:hint="eastAsia"/>
+          <w:kern w:val="0"/>
+          <w:sz w:val="22"/>
+        </w:rPr>
+        <w:t>岩石墙，也突然变得</w:t>
+      </w:r>
+      <w:r>
+        <w:rPr>
+          <w:rFonts w:ascii="Tahoma" w:eastAsia="微软雅黑" w:hAnsi="Tahoma" w:hint="eastAsia"/>
+          <w:kern w:val="0"/>
+          <w:sz w:val="22"/>
+        </w:rPr>
+        <w:t>可爱</w:t>
+      </w:r>
+      <w:r>
+        <w:rPr>
+          <w:rFonts w:ascii="Tahoma" w:eastAsia="微软雅黑" w:hAnsi="Tahoma" w:hint="eastAsia"/>
+          <w:kern w:val="0"/>
+          <w:sz w:val="22"/>
+        </w:rPr>
+        <w:t>了。</w:t>
+      </w:r>
+    </w:p>
+    <w:p>
+      <w:pPr>
+        <w:widowControl/>
+        <w:snapToGrid w:val="0"/>
+        <w:jc w:val="center"/>
+        <w:rPr>
+          <w:rFonts w:ascii="Tahoma" w:eastAsia="微软雅黑" w:hAnsi="Tahoma" w:hint="eastAsia"/>
+          <w:kern w:val="0"/>
+          <w:sz w:val="22"/>
+        </w:rPr>
+      </w:pPr>
+      <w:r>
+        <w:rPr>
+          <w:rFonts w:hint="eastAsia"/>
+          <w:noProof/>
+        </w:rPr>
+        <w:drawing>
+          <wp:inline distT="0" distB="0" distL="0" distR="0" wp14:anchorId="120B8975" wp14:editId="238199A4">
+            <wp:extent cx="1249551" cy="1714500"/>
+            <wp:effectExtent l="0" t="0" r="8255" b="0"/>
+            <wp:docPr id="1812231448" name="图片 5"/>
+            <wp:cNvGraphicFramePr>
+              <a:graphicFrameLocks xmlns:a="http://schemas.openxmlformats.org/drawingml/2006/main" noChangeAspect="1"/>
+            </wp:cNvGraphicFramePr>
+            <a:graphic xmlns:a="http://schemas.openxmlformats.org/drawingml/2006/main">
+              <a:graphicData uri="http://schemas.openxmlformats.org/drawingml/2006/picture">
+                <pic:pic xmlns:pic="http://schemas.openxmlformats.org/drawingml/2006/picture">
+                  <pic:nvPicPr>
+                    <pic:cNvPr id="0" name="Picture 9"/>
+                    <pic:cNvPicPr>
+                      <a:picLocks noChangeAspect="1" noChangeArrowheads="1"/>
+                    </pic:cNvPicPr>
+                  </pic:nvPicPr>
+                  <pic:blipFill>
+                    <a:blip r:embed="rId16">
+                      <a:extLst>
+                        <a:ext uri="{28A0092B-C50C-407E-A947-70E740481C1C}">
+                          <a14:useLocalDpi xmlns:a14="http://schemas.microsoft.com/office/drawing/2010/main" val="0"/>
+                        </a:ext>
+                      </a:extLst>
+                    </a:blip>
+                    <a:srcRect/>
+                    <a:stretch>
+                      <a:fillRect/>
+                    </a:stretch>
+                  </pic:blipFill>
+                  <pic:spPr bwMode="auto">
+                    <a:xfrm>
+                      <a:off x="0" y="0"/>
+                      <a:ext cx="1251070" cy="1716584"/>
+                    </a:xfrm>
+                    <a:prstGeom prst="rect">
+                      <a:avLst/>
+                    </a:prstGeom>
+                    <a:noFill/>
+                    <a:ln>
+                      <a:noFill/>
+                    </a:ln>
+                  </pic:spPr>
+                </pic:pic>
+              </a:graphicData>
+            </a:graphic>
+          </wp:inline>
+        </w:drawing>
+      </w:r>
+      <w:r>
+        <w:rPr>
+          <w:rFonts w:hint="eastAsia"/>
+          <w:noProof/>
+        </w:rPr>
+        <w:t xml:space="preserve"> </w:t>
+      </w:r>
+      <w:r>
+        <w:rPr>
+          <w:rFonts w:hint="eastAsia"/>
+          <w:noProof/>
+        </w:rPr>
+        <w:drawing>
+          <wp:inline distT="0" distB="0" distL="0" distR="0" wp14:anchorId="00B5F848" wp14:editId="47FD0419">
+            <wp:extent cx="1249680" cy="1706880"/>
+            <wp:effectExtent l="0" t="0" r="7620" b="7620"/>
+            <wp:docPr id="853742881" name="图片 4"/>
+            <wp:cNvGraphicFramePr>
+              <a:graphicFrameLocks xmlns:a="http://schemas.openxmlformats.org/drawingml/2006/main" noChangeAspect="1"/>
+            </wp:cNvGraphicFramePr>
+            <a:graphic xmlns:a="http://schemas.openxmlformats.org/drawingml/2006/main">
+              <a:graphicData uri="http://schemas.openxmlformats.org/drawingml/2006/picture">
+                <pic:pic xmlns:pic="http://schemas.openxmlformats.org/drawingml/2006/picture">
+                  <pic:nvPicPr>
+                    <pic:cNvPr id="0" name="Picture 7"/>
+                    <pic:cNvPicPr>
+                      <a:picLocks noChangeAspect="1" noChangeArrowheads="1"/>
+                    </pic:cNvPicPr>
+                  </pic:nvPicPr>
+                  <pic:blipFill>
+                    <a:blip r:embed="rId17">
+                      <a:extLst>
+                        <a:ext uri="{28A0092B-C50C-407E-A947-70E740481C1C}">
+                          <a14:useLocalDpi xmlns:a14="http://schemas.microsoft.com/office/drawing/2010/main" val="0"/>
+                        </a:ext>
+                      </a:extLst>
+                    </a:blip>
+                    <a:srcRect/>
+                    <a:stretch>
+                      <a:fillRect/>
+                    </a:stretch>
+                  </pic:blipFill>
+                  <pic:spPr bwMode="auto">
+                    <a:xfrm>
+                      <a:off x="0" y="0"/>
+                      <a:ext cx="1249680" cy="1706880"/>
+                    </a:xfrm>
+                    <a:prstGeom prst="rect">
+                      <a:avLst/>
+                    </a:prstGeom>
+                    <a:noFill/>
+                    <a:ln>
+                      <a:noFill/>
+                    </a:ln>
+                  </pic:spPr>
+                </pic:pic>
+              </a:graphicData>
+            </a:graphic>
+          </wp:inline>
+        </w:drawing>
+      </w:r>
+    </w:p>
+    <w:p>
+      <w:pPr>
+        <w:widowControl/>
+        <w:snapToGrid w:val="0"/>
+        <w:jc w:val="center"/>
+        <w:rPr>
+          <w:rFonts w:ascii="Tahoma" w:eastAsia="微软雅黑" w:hAnsi="Tahoma" w:hint="eastAsia"/>
+          <w:kern w:val="0"/>
+          <w:sz w:val="22"/>
+        </w:rPr>
+      </w:pPr>
+      <w:r>
+        <w:rPr>
+          <w:rFonts w:hint="eastAsia"/>
+          <w:noProof/>
+        </w:rPr>
+        <w:drawing>
+          <wp:inline distT="0" distB="0" distL="0" distR="0" wp14:anchorId="59DFF977" wp14:editId="50D37DB5">
+            <wp:extent cx="3550920" cy="1903714"/>
+            <wp:effectExtent l="0" t="0" r="0" b="1905"/>
+            <wp:docPr id="1751953154" name="图片 1"/>
+            <wp:cNvGraphicFramePr>
+              <a:graphicFrameLocks xmlns:a="http://schemas.openxmlformats.org/drawingml/2006/main" noChangeAspect="1"/>
+            </wp:cNvGraphicFramePr>
+            <a:graphic xmlns:a="http://schemas.openxmlformats.org/drawingml/2006/main">
+              <a:graphicData uri="http://schemas.openxmlformats.org/drawingml/2006/picture">
+                <pic:pic xmlns:pic="http://schemas.openxmlformats.org/drawingml/2006/picture">
+                  <pic:nvPicPr>
+                    <pic:cNvPr id="0" name="Picture 1"/>
+                    <pic:cNvPicPr>
+                      <a:picLocks noChangeAspect="1" noChangeArrowheads="1"/>
+                    </pic:cNvPicPr>
+                  </pic:nvPicPr>
+                  <pic:blipFill>
+                    <a:blip r:embed="rId18">
+                      <a:extLst>
+                        <a:ext uri="{28A0092B-C50C-407E-A947-70E740481C1C}">
+                          <a14:useLocalDpi xmlns:a14="http://schemas.microsoft.com/office/drawing/2010/main" val="0"/>
+                        </a:ext>
+                      </a:extLst>
+                    </a:blip>
+                    <a:srcRect/>
+                    <a:stretch>
+                      <a:fillRect/>
+                    </a:stretch>
+                  </pic:blipFill>
+                  <pic:spPr bwMode="auto">
+                    <a:xfrm>
+                      <a:off x="0" y="0"/>
+                      <a:ext cx="3557760" cy="1907381"/>
+                    </a:xfrm>
+                    <a:prstGeom prst="rect">
+                      <a:avLst/>
+                    </a:prstGeom>
+                    <a:noFill/>
+                    <a:ln>
+                      <a:noFill/>
+                    </a:ln>
+                  </pic:spPr>
+                </pic:pic>
+              </a:graphicData>
+            </a:graphic>
+          </wp:inline>
+        </w:drawing>
+      </w:r>
+    </w:p>
+    <w:p>
+      <w:pPr>
+        <w:widowControl/>
+        <w:snapToGrid w:val="0"/>
+        <w:jc w:val="left"/>
+        <w:rPr>
           <w:rFonts w:ascii="Tahoma" w:eastAsia="微软雅黑" w:hAnsi="Tahoma"/>
           <w:kern w:val="0"/>
           <w:sz w:val="22"/>
         </w:rPr>
+      </w:pPr>
+      <w:r>
+        <w:rPr>
+          <w:rFonts w:ascii="Tahoma" w:eastAsia="微软雅黑" w:hAnsi="Tahoma"/>
+          <w:kern w:val="0"/>
+          <w:sz w:val="22"/>
+        </w:rPr>
         <w:br w:type="page"/>
       </w:r>
     </w:p>
@@ -1866,26 +2109,26 @@
           <w:rFonts w:hint="eastAsia"/>
         </w:rPr>
       </w:pPr>
-      <w:bookmarkStart w:id="1" w:name="_基础规律"/>
-      <w:bookmarkEnd w:id="1"/>
+      <w:bookmarkStart w:id="0" w:name="_基础规律"/>
+      <w:bookmarkEnd w:id="0"/>
       <w:r>
         <w:rPr>
           <w:rFonts w:hint="eastAsia"/>
         </w:rPr>
         <w:lastRenderedPageBreak/>
+        <w:t>===</w:t>
+      </w:r>
+      <w:r>
+        <w:rPr>
+          <w:rFonts w:hint="eastAsia"/>
+        </w:rPr>
         <w:t>垂直角与圆角</w:t>
       </w:r>
       <w:r>
         <w:rPr>
           <w:rFonts w:hint="eastAsia"/>
         </w:rPr>
-        <w:t>-</w:t>
-      </w:r>
-      <w:r>
-        <w:rPr>
-          <w:rFonts w:hint="eastAsia"/>
-        </w:rPr>
-        <w:t>细节问题</w:t>
+        <w:t xml:space="preserve"> - 注意事项===</w:t>
       </w:r>
     </w:p>
     <w:p>
@@ -1893,13 +2136,11 @@
         <w:pStyle w:val="3"/>
         <w:rPr>
           <w:rFonts w:hint="eastAsia"/>
-          <w:sz w:val="28"/>
-        </w:rPr>
-      </w:pPr>
-      <w:r>
-        <w:rPr>
-          <w:rFonts w:hint="eastAsia"/>
-          <w:sz w:val="28"/>
+        </w:rPr>
+      </w:pPr>
+      <w:r>
+        <w:rPr>
+          <w:rFonts w:hint="eastAsia"/>
         </w:rPr>
         <w:t>圆角镂空的部分</w:t>
       </w:r>
@@ -2111,7 +2352,7 @@
                     </pic:cNvPicPr>
                   </pic:nvPicPr>
                   <pic:blipFill>
-                    <a:blip r:embed="rId16">
+                    <a:blip r:embed="rId19">
                       <a:extLst>
                         <a:ext uri="{28A0092B-C50C-407E-A947-70E740481C1C}">
                           <a14:useLocalDpi xmlns:a14="http://schemas.microsoft.com/office/drawing/2010/main" val="0"/>
@@ -2312,7 +2553,7 @@
                     </pic:cNvPicPr>
                   </pic:nvPicPr>
                   <pic:blipFill>
-                    <a:blip r:embed="rId17">
+                    <a:blip r:embed="rId20">
                       <a:extLst>
                         <a:ext uri="{28A0092B-C50C-407E-A947-70E740481C1C}">
                           <a14:useLocalDpi xmlns:a14="http://schemas.microsoft.com/office/drawing/2010/main" val="0"/>
@@ -2357,7 +2598,7 @@
       </w:pPr>
     </w:p>
     <w:sectPr>
-      <w:headerReference w:type="default" r:id="rId18"/>
+      <w:headerReference w:type="default" r:id="rId21"/>
       <w:pgSz w:w="11906" w:h="16838"/>
       <w:pgMar w:top="1440" w:right="1800" w:bottom="1440" w:left="1800" w:header="851" w:footer="992" w:gutter="0"/>
       <w:cols w:space="425"/>
@@ -2368,7 +2609,7 @@
 </file>
 
 <file path=word/endnotes.xml><?xml version="1.0" encoding="utf-8"?>
-<w:endnotes xmlns:wpc="http://schemas.microsoft.com/office/word/2010/wordprocessingCanvas" xmlns:cx="http://schemas.microsoft.com/office/drawing/2014/chartex" xmlns:cx1="http://schemas.microsoft.com/office/drawing/2015/9/8/chartex" xmlns:cx2="http://schemas.microsoft.com/office/drawing/2015/10/21/chartex" xmlns:cx3="http://schemas.microsoft.com/office/drawing/2016/5/9/chartex" xmlns:cx4="http://schemas.microsoft.com/office/drawing/2016/5/10/chartex" xmlns:cx5="http://schemas.microsoft.com/office/drawing/2016/5/11/chartex" xmlns:cx6="http://schemas.microsoft.com/office/drawing/2016/5/12/chartex" xmlns:cx7="http://schemas.microsoft.com/office/drawing/2016/5/13/chartex" xmlns:cx8="http://schemas.microsoft.com/office/drawing/2016/5/14/chartex" xmlns:mc="http://schemas.openxmlformats.org/markup-compatibility/2006" xmlns:aink="http://schemas.microsoft.com/office/drawing/2016/ink" xmlns:am3d="http://schemas.microsoft.com/office/drawing/2017/model3d" xmlns:o="urn:schemas-microsoft-com:office:office" xmlns:oel="http://schemas.microsoft.com/office/2019/extlst" xmlns:r="http://schemas.openxmlformats.org/officeDocument/2006/relationships" xmlns:m="http://schemas.openxmlformats.org/officeDocument/2006/math" xmlns:v="urn:schemas-microsoft-com:vml" xmlns:wp14="http://schemas.microsoft.com/office/word/2010/wordprocessingDrawing" xmlns:wp="http://schemas.openxmlformats.org/drawingml/2006/wordprocessingDrawing" xmlns:w10="urn:schemas-microsoft-com:office:word" xmlns:w="http://schemas.openxmlformats.org/wordprocessingml/2006/main" xmlns:w14="http://schemas.microsoft.com/office/word/2010/wordml" xmlns:w15="http://schemas.microsoft.com/office/word/2012/wordml" xmlns:w16cex="http://schemas.microsoft.com/office/word/2018/wordml/cex" xmlns:w16cid="http://schemas.microsoft.com/office/word/2016/wordml/cid" xmlns:w16="http://schemas.microsoft.com/office/word/2018/wordml" xmlns:w16du="http://schemas.microsoft.com/office/word/2023/wordml/word16du" xmlns:w16sdtdh="http://schemas.microsoft.com/office/word/2020/wordml/sdtdatahash" xmlns:w16se="http://schemas.microsoft.com/office/word/2015/wordml/symex" xmlns:wpg="http://schemas.microsoft.com/office/word/2010/wordprocessingGroup" xmlns:wpi="http://schemas.microsoft.com/office/word/2010/wordprocessingInk" xmlns:wne="http://schemas.microsoft.com/office/word/2006/wordml" xmlns:wps="http://schemas.microsoft.com/office/word/2010/wordprocessingShape" mc:Ignorable="w14 w15 w16se w16cid w16 w16cex w16sdtdh w16du wp14">
+<w:endnotes xmlns:wpc="http://schemas.microsoft.com/office/word/2010/wordprocessingCanvas" xmlns:cx="http://schemas.microsoft.com/office/drawing/2014/chartex" xmlns:cx1="http://schemas.microsoft.com/office/drawing/2015/9/8/chartex" xmlns:cx2="http://schemas.microsoft.com/office/drawing/2015/10/21/chartex" xmlns:cx3="http://schemas.microsoft.com/office/drawing/2016/5/9/chartex" xmlns:cx4="http://schemas.microsoft.com/office/drawing/2016/5/10/chartex" xmlns:cx5="http://schemas.microsoft.com/office/drawing/2016/5/11/chartex" xmlns:cx6="http://schemas.microsoft.com/office/drawing/2016/5/12/chartex" xmlns:cx7="http://schemas.microsoft.com/office/drawing/2016/5/13/chartex" xmlns:cx8="http://schemas.microsoft.com/office/drawing/2016/5/14/chartex" xmlns:mc="http://schemas.openxmlformats.org/markup-compatibility/2006" xmlns:aink="http://schemas.microsoft.com/office/drawing/2016/ink" xmlns:am3d="http://schemas.microsoft.com/office/drawing/2017/model3d" xmlns:o="urn:schemas-microsoft-com:office:office" xmlns:oel="http://schemas.microsoft.com/office/2019/extlst" xmlns:r="http://schemas.openxmlformats.org/officeDocument/2006/relationships" xmlns:m="http://schemas.openxmlformats.org/officeDocument/2006/math" xmlns:v="urn:schemas-microsoft-com:vml" xmlns:wp14="http://schemas.microsoft.com/office/word/2010/wordprocessingDrawing" xmlns:wp="http://schemas.openxmlformats.org/drawingml/2006/wordprocessingDrawing" xmlns:w10="urn:schemas-microsoft-com:office:word" xmlns:w="http://schemas.openxmlformats.org/wordprocessingml/2006/main" xmlns:w14="http://schemas.microsoft.com/office/word/2010/wordml" xmlns:w15="http://schemas.microsoft.com/office/word/2012/wordml" xmlns:w16cex="http://schemas.microsoft.com/office/word/2018/wordml/cex" xmlns:w16cid="http://schemas.microsoft.com/office/word/2016/wordml/cid" xmlns:w16="http://schemas.microsoft.com/office/word/2018/wordml" xmlns:w16du="http://schemas.microsoft.com/office/word/2023/wordml/word16du" xmlns:w16sdtdh="http://schemas.microsoft.com/office/word/2020/wordml/sdtdatahash" xmlns:w16sdtfl="http://schemas.microsoft.com/office/word/2024/wordml/sdtformatlock" xmlns:w16se="http://schemas.microsoft.com/office/word/2015/wordml/symex" xmlns:wpg="http://schemas.microsoft.com/office/word/2010/wordprocessingGroup" xmlns:wpi="http://schemas.microsoft.com/office/word/2010/wordprocessingInk" xmlns:wne="http://schemas.microsoft.com/office/word/2006/wordml" xmlns:wps="http://schemas.microsoft.com/office/word/2010/wordprocessingShape" mc:Ignorable="w14 w15 w16se w16cid w16 w16cex w16sdtdh w16sdtfl w16du wp14">
   <w:endnote w:type="separator" w:id="-1">
     <w:p>
       <w:pPr>
@@ -2397,7 +2638,7 @@
 </file>
 
 <file path=word/footnotes.xml><?xml version="1.0" encoding="utf-8"?>
-<w:footnotes xmlns:wpc="http://schemas.microsoft.com/office/word/2010/wordprocessingCanvas" xmlns:cx="http://schemas.microsoft.com/office/drawing/2014/chartex" xmlns:cx1="http://schemas.microsoft.com/office/drawing/2015/9/8/chartex" xmlns:cx2="http://schemas.microsoft.com/office/drawing/2015/10/21/chartex" xmlns:cx3="http://schemas.microsoft.com/office/drawing/2016/5/9/chartex" xmlns:cx4="http://schemas.microsoft.com/office/drawing/2016/5/10/chartex" xmlns:cx5="http://schemas.microsoft.com/office/drawing/2016/5/11/chartex" xmlns:cx6="http://schemas.microsoft.com/office/drawing/2016/5/12/chartex" xmlns:cx7="http://schemas.microsoft.com/office/drawing/2016/5/13/chartex" xmlns:cx8="http://schemas.microsoft.com/office/drawing/2016/5/14/chartex" xmlns:mc="http://schemas.openxmlformats.org/markup-compatibility/2006" xmlns:aink="http://schemas.microsoft.com/office/drawing/2016/ink" xmlns:am3d="http://schemas.microsoft.com/office/drawing/2017/model3d" xmlns:o="urn:schemas-microsoft-com:office:office" xmlns:oel="http://schemas.microsoft.com/office/2019/extlst" xmlns:r="http://schemas.openxmlformats.org/officeDocument/2006/relationships" xmlns:m="http://schemas.openxmlformats.org/officeDocument/2006/math" xmlns:v="urn:schemas-microsoft-com:vml" xmlns:wp14="http://schemas.microsoft.com/office/word/2010/wordprocessingDrawing" xmlns:wp="http://schemas.openxmlformats.org/drawingml/2006/wordprocessingDrawing" xmlns:w10="urn:schemas-microsoft-com:office:word" xmlns:w="http://schemas.openxmlformats.org/wordprocessingml/2006/main" xmlns:w14="http://schemas.microsoft.com/office/word/2010/wordml" xmlns:w15="http://schemas.microsoft.com/office/word/2012/wordml" xmlns:w16cex="http://schemas.microsoft.com/office/word/2018/wordml/cex" xmlns:w16cid="http://schemas.microsoft.com/office/word/2016/wordml/cid" xmlns:w16="http://schemas.microsoft.com/office/word/2018/wordml" xmlns:w16du="http://schemas.microsoft.com/office/word/2023/wordml/word16du" xmlns:w16sdtdh="http://schemas.microsoft.com/office/word/2020/wordml/sdtdatahash" xmlns:w16se="http://schemas.microsoft.com/office/word/2015/wordml/symex" xmlns:wpg="http://schemas.microsoft.com/office/word/2010/wordprocessingGroup" xmlns:wpi="http://schemas.microsoft.com/office/word/2010/wordprocessingInk" xmlns:wne="http://schemas.microsoft.com/office/word/2006/wordml" xmlns:wps="http://schemas.microsoft.com/office/word/2010/wordprocessingShape" mc:Ignorable="w14 w15 w16se w16cid w16 w16cex w16sdtdh w16du wp14">
+<w:footnotes xmlns:wpc="http://schemas.microsoft.com/office/word/2010/wordprocessingCanvas" xmlns:cx="http://schemas.microsoft.com/office/drawing/2014/chartex" xmlns:cx1="http://schemas.microsoft.com/office/drawing/2015/9/8/chartex" xmlns:cx2="http://schemas.microsoft.com/office/drawing/2015/10/21/chartex" xmlns:cx3="http://schemas.microsoft.com/office/drawing/2016/5/9/chartex" xmlns:cx4="http://schemas.microsoft.com/office/drawing/2016/5/10/chartex" xmlns:cx5="http://schemas.microsoft.com/office/drawing/2016/5/11/chartex" xmlns:cx6="http://schemas.microsoft.com/office/drawing/2016/5/12/chartex" xmlns:cx7="http://schemas.microsoft.com/office/drawing/2016/5/13/chartex" xmlns:cx8="http://schemas.microsoft.com/office/drawing/2016/5/14/chartex" xmlns:mc="http://schemas.openxmlformats.org/markup-compatibility/2006" xmlns:aink="http://schemas.microsoft.com/office/drawing/2016/ink" xmlns:am3d="http://schemas.microsoft.com/office/drawing/2017/model3d" xmlns:o="urn:schemas-microsoft-com:office:office" xmlns:oel="http://schemas.microsoft.com/office/2019/extlst" xmlns:r="http://schemas.openxmlformats.org/officeDocument/2006/relationships" xmlns:m="http://schemas.openxmlformats.org/officeDocument/2006/math" xmlns:v="urn:schemas-microsoft-com:vml" xmlns:wp14="http://schemas.microsoft.com/office/word/2010/wordprocessingDrawing" xmlns:wp="http://schemas.openxmlformats.org/drawingml/2006/wordprocessingDrawing" xmlns:w10="urn:schemas-microsoft-com:office:word" xmlns:w="http://schemas.openxmlformats.org/wordprocessingml/2006/main" xmlns:w14="http://schemas.microsoft.com/office/word/2010/wordml" xmlns:w15="http://schemas.microsoft.com/office/word/2012/wordml" xmlns:w16cex="http://schemas.microsoft.com/office/word/2018/wordml/cex" xmlns:w16cid="http://schemas.microsoft.com/office/word/2016/wordml/cid" xmlns:w16="http://schemas.microsoft.com/office/word/2018/wordml" xmlns:w16du="http://schemas.microsoft.com/office/word/2023/wordml/word16du" xmlns:w16sdtdh="http://schemas.microsoft.com/office/word/2020/wordml/sdtdatahash" xmlns:w16sdtfl="http://schemas.microsoft.com/office/word/2024/wordml/sdtformatlock" xmlns:w16se="http://schemas.microsoft.com/office/word/2015/wordml/symex" xmlns:wpg="http://schemas.microsoft.com/office/word/2010/wordprocessingGroup" xmlns:wpi="http://schemas.microsoft.com/office/word/2010/wordprocessingInk" xmlns:wne="http://schemas.microsoft.com/office/word/2006/wordml" xmlns:wps="http://schemas.microsoft.com/office/word/2010/wordprocessingShape" mc:Ignorable="w14 w15 w16se w16cid w16 w16cex w16sdtdh w16sdtfl w16du wp14">
   <w:footnote w:type="separator" w:id="-1">
     <w:p>
       <w:pPr>
@@ -2426,7 +2667,7 @@
 </file>
 
 <file path=word/header1.xml><?xml version="1.0" encoding="utf-8"?>
-<w:hdr xmlns:wpc="http://schemas.microsoft.com/office/word/2010/wordprocessingCanvas" xmlns:cx="http://schemas.microsoft.com/office/drawing/2014/chartex" xmlns:cx1="http://schemas.microsoft.com/office/drawing/2015/9/8/chartex" xmlns:cx2="http://schemas.microsoft.com/office/drawing/2015/10/21/chartex" xmlns:cx3="http://schemas.microsoft.com/office/drawing/2016/5/9/chartex" xmlns:cx4="http://schemas.microsoft.com/office/drawing/2016/5/10/chartex" xmlns:cx5="http://schemas.microsoft.com/office/drawing/2016/5/11/chartex" xmlns:cx6="http://schemas.microsoft.com/office/drawing/2016/5/12/chartex" xmlns:cx7="http://schemas.microsoft.com/office/drawing/2016/5/13/chartex" xmlns:cx8="http://schemas.microsoft.com/office/drawing/2016/5/14/chartex" xmlns:mc="http://schemas.openxmlformats.org/markup-compatibility/2006" xmlns:aink="http://schemas.microsoft.com/office/drawing/2016/ink" xmlns:am3d="http://schemas.microsoft.com/office/drawing/2017/model3d" xmlns:o="urn:schemas-microsoft-com:office:office" xmlns:oel="http://schemas.microsoft.com/office/2019/extlst" xmlns:r="http://schemas.openxmlformats.org/officeDocument/2006/relationships" xmlns:m="http://schemas.openxmlformats.org/officeDocument/2006/math" xmlns:v="urn:schemas-microsoft-com:vml" xmlns:wp14="http://schemas.microsoft.com/office/word/2010/wordprocessingDrawing" xmlns:wp="http://schemas.openxmlformats.org/drawingml/2006/wordprocessingDrawing" xmlns:w10="urn:schemas-microsoft-com:office:word" xmlns:w="http://schemas.openxmlformats.org/wordprocessingml/2006/main" xmlns:w14="http://schemas.microsoft.com/office/word/2010/wordml" xmlns:w15="http://schemas.microsoft.com/office/word/2012/wordml" xmlns:w16cex="http://schemas.microsoft.com/office/word/2018/wordml/cex" xmlns:w16cid="http://schemas.microsoft.com/office/word/2016/wordml/cid" xmlns:w16="http://schemas.microsoft.com/office/word/2018/wordml" xmlns:w16du="http://schemas.microsoft.com/office/word/2023/wordml/word16du" xmlns:w16sdtdh="http://schemas.microsoft.com/office/word/2020/wordml/sdtdatahash" xmlns:w16se="http://schemas.microsoft.com/office/word/2015/wordml/symex" xmlns:wpg="http://schemas.microsoft.com/office/word/2010/wordprocessingGroup" xmlns:wpi="http://schemas.microsoft.com/office/word/2010/wordprocessingInk" xmlns:wne="http://schemas.microsoft.com/office/word/2006/wordml" xmlns:wps="http://schemas.microsoft.com/office/word/2010/wordprocessingShape" mc:Ignorable="w14 w15 w16se w16cid w16 w16cex w16sdtdh w16du wp14">
+<w:hdr xmlns:wpc="http://schemas.microsoft.com/office/word/2010/wordprocessingCanvas" xmlns:cx="http://schemas.microsoft.com/office/drawing/2014/chartex" xmlns:cx1="http://schemas.microsoft.com/office/drawing/2015/9/8/chartex" xmlns:cx2="http://schemas.microsoft.com/office/drawing/2015/10/21/chartex" xmlns:cx3="http://schemas.microsoft.com/office/drawing/2016/5/9/chartex" xmlns:cx4="http://schemas.microsoft.com/office/drawing/2016/5/10/chartex" xmlns:cx5="http://schemas.microsoft.com/office/drawing/2016/5/11/chartex" xmlns:cx6="http://schemas.microsoft.com/office/drawing/2016/5/12/chartex" xmlns:cx7="http://schemas.microsoft.com/office/drawing/2016/5/13/chartex" xmlns:cx8="http://schemas.microsoft.com/office/drawing/2016/5/14/chartex" xmlns:mc="http://schemas.openxmlformats.org/markup-compatibility/2006" xmlns:aink="http://schemas.microsoft.com/office/drawing/2016/ink" xmlns:am3d="http://schemas.microsoft.com/office/drawing/2017/model3d" xmlns:o="urn:schemas-microsoft-com:office:office" xmlns:oel="http://schemas.microsoft.com/office/2019/extlst" xmlns:r="http://schemas.openxmlformats.org/officeDocument/2006/relationships" xmlns:m="http://schemas.openxmlformats.org/officeDocument/2006/math" xmlns:v="urn:schemas-microsoft-com:vml" xmlns:wp14="http://schemas.microsoft.com/office/word/2010/wordprocessingDrawing" xmlns:wp="http://schemas.openxmlformats.org/drawingml/2006/wordprocessingDrawing" xmlns:w10="urn:schemas-microsoft-com:office:word" xmlns:w="http://schemas.openxmlformats.org/wordprocessingml/2006/main" xmlns:w14="http://schemas.microsoft.com/office/word/2010/wordml" xmlns:w15="http://schemas.microsoft.com/office/word/2012/wordml" xmlns:w16cex="http://schemas.microsoft.com/office/word/2018/wordml/cex" xmlns:w16cid="http://schemas.microsoft.com/office/word/2016/wordml/cid" xmlns:w16="http://schemas.microsoft.com/office/word/2018/wordml" xmlns:w16du="http://schemas.microsoft.com/office/word/2023/wordml/word16du" xmlns:w16sdtdh="http://schemas.microsoft.com/office/word/2020/wordml/sdtdatahash" xmlns:w16sdtfl="http://schemas.microsoft.com/office/word/2024/wordml/sdtformatlock" xmlns:w16se="http://schemas.microsoft.com/office/word/2015/wordml/symex" xmlns:wpg="http://schemas.microsoft.com/office/word/2010/wordprocessingGroup" xmlns:wpi="http://schemas.microsoft.com/office/word/2010/wordprocessingInk" xmlns:wne="http://schemas.microsoft.com/office/word/2006/wordml" xmlns:wps="http://schemas.microsoft.com/office/word/2010/wordprocessingShape" mc:Ignorable="w14 w15 w16se w16cid w16 w16cex w16sdtdh w16sdtfl w16du wp14">
   <w:p>
     <w:pPr>
       <w:jc w:val="center"/>
@@ -2536,7 +2777,7 @@
 </file>
 
 <file path=word/styles.xml><?xml version="1.0" encoding="utf-8"?>
-<w:styles xmlns:mc="http://schemas.openxmlformats.org/markup-compatibility/2006" xmlns:r="http://schemas.openxmlformats.org/officeDocument/2006/relationships" xmlns:w="http://schemas.openxmlformats.org/wordprocessingml/2006/main" xmlns:w14="http://schemas.microsoft.com/office/word/2010/wordml" xmlns:w15="http://schemas.microsoft.com/office/word/2012/wordml" xmlns:w16cex="http://schemas.microsoft.com/office/word/2018/wordml/cex" xmlns:w16cid="http://schemas.microsoft.com/office/word/2016/wordml/cid" xmlns:w16="http://schemas.microsoft.com/office/word/2018/wordml" xmlns:w16du="http://schemas.microsoft.com/office/word/2023/wordml/word16du" xmlns:w16sdtdh="http://schemas.microsoft.com/office/word/2020/wordml/sdtdatahash" xmlns:w16se="http://schemas.microsoft.com/office/word/2015/wordml/symex" mc:Ignorable="w14 w15 w16se w16cid w16 w16cex w16sdtdh w16du">
+<w:styles xmlns:mc="http://schemas.openxmlformats.org/markup-compatibility/2006" xmlns:r="http://schemas.openxmlformats.org/officeDocument/2006/relationships" xmlns:w="http://schemas.openxmlformats.org/wordprocessingml/2006/main" xmlns:w14="http://schemas.microsoft.com/office/word/2010/wordml" xmlns:w15="http://schemas.microsoft.com/office/word/2012/wordml" xmlns:w16cex="http://schemas.microsoft.com/office/word/2018/wordml/cex" xmlns:w16cid="http://schemas.microsoft.com/office/word/2016/wordml/cid" xmlns:w16="http://schemas.microsoft.com/office/word/2018/wordml" xmlns:w16du="http://schemas.microsoft.com/office/word/2023/wordml/word16du" xmlns:w16sdtdh="http://schemas.microsoft.com/office/word/2020/wordml/sdtdatahash" xmlns:w16sdtfl="http://schemas.microsoft.com/office/word/2024/wordml/sdtformatlock" xmlns:w16se="http://schemas.microsoft.com/office/word/2015/wordml/symex" mc:Ignorable="w14 w15 w16se w16cid w16 w16cex w16sdtdh w16sdtfl w16du">
   <w:docDefaults>
     <w:rPrDefault>
       <w:rPr>
@@ -2988,41 +3229,42 @@
     <w:uiPriority w:val="9"/>
     <w:unhideWhenUsed/>
     <w:qFormat/>
-    <w:rsid w:val="00AA0818"/>
+    <w:rsid w:val="00095496"/>
     <w:pPr>
       <w:keepNext/>
       <w:keepLines/>
-      <w:spacing w:before="260" w:after="260" w:line="416" w:lineRule="auto"/>
+      <w:spacing w:before="120" w:after="120" w:line="415" w:lineRule="auto"/>
       <w:outlineLvl w:val="2"/>
     </w:pPr>
     <w:rPr>
       <w:b/>
       <w:bCs/>
-      <w:sz w:val="32"/>
-      <w:szCs w:val="32"/>
+      <w:sz w:val="28"/>
+      <w:szCs w:val="28"/>
     </w:rPr>
   </w:style>
   <w:style w:type="paragraph" w:styleId="4">
     <w:name w:val="heading 4"/>
+    <w:aliases w:val="第三层条,第四层,(１)黑小三,36标题4,标题 4 Char Char,1.1.1.1,1.1.1.1标题 4,H4,h4,PIM 4,第四层1 Char,第四层1,四级标题,四级,bullet,bl,bb,论文标题 3,论文标题3,四级标题 Char,36标题 4,第三层条1.1,1.1.1.1 标题 4,第三层条1,第三层条2,第三层条3,第三层条4,第三层条5,第三层条6,第三层条7,第三层条8,第三层条9,第三层条10,第三层条11,第三层条12,第三层条13,标题 4-lzg"/>
     <w:basedOn w:val="a"/>
     <w:next w:val="a"/>
     <w:link w:val="40"/>
     <w:uiPriority w:val="9"/>
     <w:unhideWhenUsed/>
     <w:qFormat/>
-    <w:rsid w:val="00E354C4"/>
+    <w:rsid w:val="00095496"/>
     <w:pPr>
       <w:keepNext/>
       <w:keepLines/>
-      <w:spacing w:before="280" w:after="290" w:line="376" w:lineRule="auto"/>
+      <w:snapToGrid w:val="0"/>
+      <w:spacing w:before="120" w:after="120"/>
       <w:outlineLvl w:val="3"/>
     </w:pPr>
     <w:rPr>
-      <w:rFonts w:asciiTheme="majorHAnsi" w:eastAsiaTheme="majorEastAsia" w:hAnsiTheme="majorHAnsi" w:cstheme="majorBidi"/>
+      <w:rFonts w:ascii="微软雅黑" w:eastAsia="微软雅黑" w:hAnsi="微软雅黑" w:cstheme="majorBidi"/>
       <w:b/>
       <w:bCs/>
-      <w:sz w:val="28"/>
-      <w:szCs w:val="28"/>
+      <w:sz w:val="22"/>
     </w:rPr>
   </w:style>
   <w:style w:type="character" w:default="1" w:styleId="a0">
@@ -3278,12 +3520,12 @@
     <w:basedOn w:val="a0"/>
     <w:link w:val="3"/>
     <w:uiPriority w:val="9"/>
-    <w:rsid w:val="00AA0818"/>
+    <w:rsid w:val="00095496"/>
     <w:rPr>
       <w:b/>
       <w:bCs/>
-      <w:sz w:val="32"/>
-      <w:szCs w:val="32"/>
+      <w:sz w:val="28"/>
+      <w:szCs w:val="28"/>
     </w:rPr>
   </w:style>
   <w:style w:type="paragraph" w:styleId="af1">
@@ -3310,16 +3552,16 @@
   </w:style>
   <w:style w:type="character" w:customStyle="1" w:styleId="40">
     <w:name w:val="标题 4 字符"/>
+    <w:aliases w:val="第三层条 字符,第四层 字符,(１)黑小三 字符,36标题4 字符,标题 4 Char Char 字符,1.1.1.1 字符,1.1.1.1标题 4 字符,H4 字符,h4 字符,PIM 4 字符,第四层1 Char 字符,第四层1 字符,四级标题 字符,四级 字符,bullet 字符,bl 字符,bb 字符,论文标题 3 字符,论文标题3 字符,四级标题 Char 字符,36标题 4 字符,第三层条1.1 字符,1.1.1.1 标题 4 字符,第三层条1 字符,第三层条2 字符"/>
     <w:basedOn w:val="a0"/>
     <w:link w:val="4"/>
     <w:uiPriority w:val="9"/>
-    <w:rsid w:val="00E354C4"/>
+    <w:rsid w:val="00095496"/>
     <w:rPr>
-      <w:rFonts w:asciiTheme="majorHAnsi" w:eastAsiaTheme="majorEastAsia" w:hAnsiTheme="majorHAnsi" w:cstheme="majorBidi"/>
+      <w:rFonts w:ascii="微软雅黑" w:eastAsia="微软雅黑" w:hAnsi="微软雅黑" w:cstheme="majorBidi"/>
       <w:b/>
       <w:bCs/>
-      <w:sz w:val="28"/>
-      <w:szCs w:val="28"/>
+      <w:sz w:val="22"/>
     </w:rPr>
   </w:style>
   <w:style w:type="character" w:customStyle="1" w:styleId="10">

--- a/插件详细手册/26.图块/图块设计-垂直角与圆角.docx
+++ b/插件详细手册/26.图块/图块设计-垂直角与圆角.docx
@@ -114,14 +114,13 @@
       </w:pPr>
       <w:r>
         <w:rPr>
-          <w:rFonts w:hint="eastAsia"/>
           <w:noProof/>
         </w:rPr>
         <w:drawing>
-          <wp:inline distT="0" distB="0" distL="0" distR="0" wp14:anchorId="3A1648C3" wp14:editId="03F24120">
-            <wp:extent cx="2437467" cy="1838960"/>
-            <wp:effectExtent l="0" t="0" r="1270" b="8890"/>
-            <wp:docPr id="604155008" name="图片 2"/>
+          <wp:inline distT="0" distB="0" distL="0" distR="0" wp14:anchorId="19B16FF9" wp14:editId="2B198495">
+            <wp:extent cx="2424000" cy="1828800"/>
+            <wp:effectExtent l="0" t="0" r="0" b="0"/>
+            <wp:docPr id="1488008473" name="图片 2"/>
             <wp:cNvGraphicFramePr>
               <a:graphicFrameLocks xmlns:a="http://schemas.openxmlformats.org/drawingml/2006/main" noChangeAspect="1"/>
             </wp:cNvGraphicFramePr>
@@ -150,7 +149,7 @@
                   <pic:spPr bwMode="auto">
                     <a:xfrm>
                       <a:off x="0" y="0"/>
-                      <a:ext cx="2446596" cy="1845848"/>
+                      <a:ext cx="2427551" cy="1831479"/>
                     </a:xfrm>
                     <a:prstGeom prst="rect">
                       <a:avLst/>
@@ -176,14 +175,13 @@
       </w:r>
       <w:r>
         <w:rPr>
-          <w:rFonts w:hint="eastAsia"/>
           <w:noProof/>
         </w:rPr>
         <w:drawing>
-          <wp:inline distT="0" distB="0" distL="0" distR="0" wp14:anchorId="7FB92BC2" wp14:editId="7DD0A816">
-            <wp:extent cx="2460923" cy="1847850"/>
+          <wp:inline distT="0" distB="0" distL="0" distR="0" wp14:anchorId="3786C139" wp14:editId="0AC3828E">
+            <wp:extent cx="2446020" cy="1836660"/>
             <wp:effectExtent l="0" t="0" r="0" b="0"/>
-            <wp:docPr id="1500024649" name="图片 1"/>
+            <wp:docPr id="31732545" name="图片 3"/>
             <wp:cNvGraphicFramePr>
               <a:graphicFrameLocks xmlns:a="http://schemas.openxmlformats.org/drawingml/2006/main" noChangeAspect="1"/>
             </wp:cNvGraphicFramePr>
@@ -191,7 +189,7 @@
               <a:graphicData uri="http://schemas.openxmlformats.org/drawingml/2006/picture">
                 <pic:pic xmlns:pic="http://schemas.openxmlformats.org/drawingml/2006/picture">
                   <pic:nvPicPr>
-                    <pic:cNvPr id="0" name="Picture 1"/>
+                    <pic:cNvPr id="0" name="Picture 5"/>
                     <pic:cNvPicPr>
                       <a:picLocks noChangeAspect="1" noChangeArrowheads="1"/>
                     </pic:cNvPicPr>
@@ -212,7 +210,7 @@
                   <pic:spPr bwMode="auto">
                     <a:xfrm>
                       <a:off x="0" y="0"/>
-                      <a:ext cx="2469219" cy="1854079"/>
+                      <a:ext cx="2450328" cy="1839894"/>
                     </a:xfrm>
                     <a:prstGeom prst="rect">
                       <a:avLst/>
@@ -241,14 +239,13 @@
       </w:pPr>
       <w:r>
         <w:rPr>
-          <w:rFonts w:hint="eastAsia"/>
           <w:noProof/>
         </w:rPr>
         <w:drawing>
-          <wp:inline distT="0" distB="0" distL="0" distR="0" wp14:anchorId="20F5EE35" wp14:editId="15C03AA7">
-            <wp:extent cx="1653540" cy="1490362"/>
-            <wp:effectExtent l="0" t="0" r="3810" b="0"/>
-            <wp:docPr id="1864210429" name="图片 9"/>
+          <wp:inline distT="0" distB="0" distL="0" distR="0" wp14:anchorId="70C48728" wp14:editId="4AE9AD78">
+            <wp:extent cx="1640135" cy="1478280"/>
+            <wp:effectExtent l="0" t="0" r="0" b="7620"/>
+            <wp:docPr id="399924391" name="图片 4"/>
             <wp:cNvGraphicFramePr>
               <a:graphicFrameLocks xmlns:a="http://schemas.openxmlformats.org/drawingml/2006/main" noChangeAspect="1"/>
             </wp:cNvGraphicFramePr>
@@ -256,7 +253,7 @@
               <a:graphicData uri="http://schemas.openxmlformats.org/drawingml/2006/picture">
                 <pic:pic xmlns:pic="http://schemas.openxmlformats.org/drawingml/2006/picture">
                   <pic:nvPicPr>
-                    <pic:cNvPr id="0" name="Picture 17"/>
+                    <pic:cNvPr id="0" name="Picture 7"/>
                     <pic:cNvPicPr>
                       <a:picLocks noChangeAspect="1" noChangeArrowheads="1"/>
                     </pic:cNvPicPr>
@@ -277,7 +274,7 @@
                   <pic:spPr bwMode="auto">
                     <a:xfrm>
                       <a:off x="0" y="0"/>
-                      <a:ext cx="1654755" cy="1491457"/>
+                      <a:ext cx="1646528" cy="1484042"/>
                     </a:xfrm>
                     <a:prstGeom prst="rect">
                       <a:avLst/>
@@ -303,14 +300,13 @@
       </w:r>
       <w:r>
         <w:rPr>
-          <w:rFonts w:hint="eastAsia"/>
           <w:noProof/>
         </w:rPr>
         <w:drawing>
-          <wp:inline distT="0" distB="0" distL="0" distR="0" wp14:anchorId="0A96D284" wp14:editId="5716CE1F">
-            <wp:extent cx="1762068" cy="1490980"/>
+          <wp:inline distT="0" distB="0" distL="0" distR="0" wp14:anchorId="1809805E" wp14:editId="61F8B9ED">
+            <wp:extent cx="1756064" cy="1485900"/>
             <wp:effectExtent l="0" t="0" r="0" b="0"/>
-            <wp:docPr id="1346694157" name="图片 8"/>
+            <wp:docPr id="773491131" name="图片 5"/>
             <wp:cNvGraphicFramePr>
               <a:graphicFrameLocks xmlns:a="http://schemas.openxmlformats.org/drawingml/2006/main" noChangeAspect="1"/>
             </wp:cNvGraphicFramePr>
@@ -318,7 +314,7 @@
               <a:graphicData uri="http://schemas.openxmlformats.org/drawingml/2006/picture">
                 <pic:pic xmlns:pic="http://schemas.openxmlformats.org/drawingml/2006/picture">
                   <pic:nvPicPr>
-                    <pic:cNvPr id="0" name="Picture 15"/>
+                    <pic:cNvPr id="0" name="Picture 9"/>
                     <pic:cNvPicPr>
                       <a:picLocks noChangeAspect="1" noChangeArrowheads="1"/>
                     </pic:cNvPicPr>
@@ -339,7 +335,7 @@
                   <pic:spPr bwMode="auto">
                     <a:xfrm>
                       <a:off x="0" y="0"/>
-                      <a:ext cx="1766317" cy="1494576"/>
+                      <a:ext cx="1761865" cy="1490808"/>
                     </a:xfrm>
                     <a:prstGeom prst="rect">
                       <a:avLst/>
@@ -378,7 +374,7 @@
               <w:adjustRightInd w:val="0"/>
               <w:jc w:val="left"/>
               <w:rPr>
-                <w:rFonts w:ascii="Tahoma" w:eastAsia="微软雅黑" w:hAnsi="Tahoma" w:hint="eastAsia"/>
+                <w:rFonts w:ascii="Tahoma" w:eastAsia="微软雅黑" w:hAnsi="Tahoma"/>
                 <w:kern w:val="0"/>
                 <w:sz w:val="22"/>
               </w:rPr>
@@ -532,25 +528,7 @@
           <w:kern w:val="0"/>
           <w:sz w:val="22"/>
         </w:rPr>
-        <w:t>日，作者</w:t>
-      </w:r>
-      <w:proofErr w:type="gramStart"/>
-      <w:r>
-        <w:rPr>
-          <w:rFonts w:ascii="Tahoma" w:eastAsia="微软雅黑" w:hAnsi="Tahoma" w:hint="eastAsia"/>
-          <w:kern w:val="0"/>
-          <w:sz w:val="22"/>
-        </w:rPr>
-        <w:t>我逛知乎</w:t>
-      </w:r>
-      <w:proofErr w:type="gramEnd"/>
-      <w:r>
-        <w:rPr>
-          <w:rFonts w:ascii="Tahoma" w:eastAsia="微软雅黑" w:hAnsi="Tahoma" w:hint="eastAsia"/>
-          <w:kern w:val="0"/>
-          <w:sz w:val="22"/>
-        </w:rPr>
-        <w:t>，偶然看见了一个介绍游戏设计规范的文章。</w:t>
+        <w:t>日，作者我逛知乎，偶然看见了一个介绍游戏设计规范的文章。</w:t>
       </w:r>
     </w:p>
     <w:p>
@@ -571,25 +549,7 @@
           <w:kern w:val="0"/>
           <w:sz w:val="22"/>
         </w:rPr>
-        <w:t>这使我突然意识到我的管理</w:t>
-      </w:r>
-      <w:proofErr w:type="gramStart"/>
-      <w:r>
-        <w:rPr>
-          <w:rFonts w:ascii="Tahoma" w:eastAsia="微软雅黑" w:hAnsi="Tahoma" w:hint="eastAsia"/>
-          <w:kern w:val="0"/>
-          <w:sz w:val="22"/>
-        </w:rPr>
-        <w:t>层图块</w:t>
-      </w:r>
-      <w:proofErr w:type="gramEnd"/>
-      <w:r>
-        <w:rPr>
-          <w:rFonts w:ascii="Tahoma" w:eastAsia="微软雅黑" w:hAnsi="Tahoma" w:hint="eastAsia"/>
-          <w:kern w:val="0"/>
-          <w:sz w:val="22"/>
-        </w:rPr>
-        <w:t>，能感觉到非常“廉价”是因为缺少圆角设计。</w:t>
+        <w:t>这使我突然意识到我的管理层图块，能感觉到非常“廉价”是因为缺少圆角设计。</w:t>
       </w:r>
     </w:p>
     <w:tbl>
@@ -696,14 +656,13 @@
       </w:pPr>
       <w:r>
         <w:rPr>
-          <w:rFonts w:hint="eastAsia"/>
           <w:noProof/>
         </w:rPr>
         <w:drawing>
-          <wp:inline distT="0" distB="0" distL="0" distR="0" wp14:anchorId="18B45671" wp14:editId="5964DE94">
-            <wp:extent cx="4672330" cy="4509198"/>
-            <wp:effectExtent l="0" t="0" r="0" b="5715"/>
-            <wp:docPr id="1286217667" name="图片 1"/>
+          <wp:inline distT="0" distB="0" distL="0" distR="0" wp14:anchorId="56D5E6FD" wp14:editId="71F52207">
+            <wp:extent cx="5274310" cy="5090160"/>
+            <wp:effectExtent l="0" t="0" r="2540" b="0"/>
+            <wp:docPr id="1750935884" name="图片 1"/>
             <wp:cNvGraphicFramePr>
               <a:graphicFrameLocks xmlns:a="http://schemas.openxmlformats.org/drawingml/2006/main" noChangeAspect="1"/>
             </wp:cNvGraphicFramePr>
@@ -732,7 +691,7 @@
                   <pic:spPr bwMode="auto">
                     <a:xfrm>
                       <a:off x="0" y="0"/>
-                      <a:ext cx="4674264" cy="4511064"/>
+                      <a:ext cx="5274310" cy="5090160"/>
                     </a:xfrm>
                     <a:prstGeom prst="rect">
                       <a:avLst/>
@@ -765,25 +724,7 @@
           <w:kern w:val="0"/>
           <w:sz w:val="22"/>
         </w:rPr>
-        <w:t>然后作者我打算改进</w:t>
-      </w:r>
-      <w:proofErr w:type="gramStart"/>
-      <w:r>
-        <w:rPr>
-          <w:rFonts w:ascii="Tahoma" w:eastAsia="微软雅黑" w:hAnsi="Tahoma" w:hint="eastAsia"/>
-          <w:kern w:val="0"/>
-          <w:sz w:val="22"/>
-        </w:rPr>
-        <w:t>一些图块</w:t>
-      </w:r>
-      <w:proofErr w:type="gramEnd"/>
-      <w:r>
-        <w:rPr>
-          <w:rFonts w:ascii="Tahoma" w:eastAsia="微软雅黑" w:hAnsi="Tahoma" w:hint="eastAsia"/>
-          <w:kern w:val="0"/>
-          <w:sz w:val="22"/>
-        </w:rPr>
-        <w:t>。</w:t>
+        <w:t>然后作者我打算改进一些图块。</w:t>
       </w:r>
     </w:p>
     <w:p>
@@ -911,14 +852,13 @@
       </w:pPr>
       <w:r>
         <w:rPr>
-          <w:rFonts w:hint="eastAsia"/>
           <w:noProof/>
         </w:rPr>
         <w:drawing>
-          <wp:inline distT="0" distB="0" distL="0" distR="0" wp14:anchorId="4AEAD639" wp14:editId="39510D14">
-            <wp:extent cx="2656300" cy="2004060"/>
+          <wp:inline distT="0" distB="0" distL="0" distR="0" wp14:anchorId="58001C19" wp14:editId="49BB1D3C">
+            <wp:extent cx="2727960" cy="2058124"/>
             <wp:effectExtent l="0" t="0" r="0" b="0"/>
-            <wp:docPr id="427634774" name="图片 2"/>
+            <wp:docPr id="871840120" name="图片 2"/>
             <wp:cNvGraphicFramePr>
               <a:graphicFrameLocks xmlns:a="http://schemas.openxmlformats.org/drawingml/2006/main" noChangeAspect="1"/>
             </wp:cNvGraphicFramePr>
@@ -947,7 +887,7 @@
                   <pic:spPr bwMode="auto">
                     <a:xfrm>
                       <a:off x="0" y="0"/>
-                      <a:ext cx="2657555" cy="2005007"/>
+                      <a:ext cx="2733139" cy="2062031"/>
                     </a:xfrm>
                     <a:prstGeom prst="rect">
                       <a:avLst/>
@@ -1009,25 +949,7 @@
           <w:kern w:val="0"/>
           <w:sz w:val="22"/>
         </w:rPr>
-        <w:t>先</w:t>
-      </w:r>
-      <w:proofErr w:type="gramStart"/>
-      <w:r>
-        <w:rPr>
-          <w:rFonts w:ascii="Tahoma" w:eastAsia="微软雅黑" w:hAnsi="Tahoma" w:hint="eastAsia"/>
-          <w:kern w:val="0"/>
-          <w:sz w:val="22"/>
-        </w:rPr>
-        <w:t>在描边的</w:t>
-      </w:r>
-      <w:proofErr w:type="gramEnd"/>
-      <w:r>
-        <w:rPr>
-          <w:rFonts w:ascii="Tahoma" w:eastAsia="微软雅黑" w:hAnsi="Tahoma" w:hint="eastAsia"/>
-          <w:kern w:val="0"/>
-          <w:sz w:val="22"/>
-        </w:rPr>
-        <w:t>时候，</w:t>
+        <w:t>先在描边的时候，</w:t>
       </w:r>
       <w:r>
         <w:rPr>
@@ -1050,14 +972,13 @@
       </w:pPr>
       <w:r>
         <w:rPr>
-          <w:rFonts w:hint="eastAsia"/>
           <w:noProof/>
         </w:rPr>
         <w:drawing>
-          <wp:inline distT="0" distB="0" distL="0" distR="0" wp14:anchorId="6BE1B808" wp14:editId="25C99AB0">
-            <wp:extent cx="1751330" cy="1393792"/>
-            <wp:effectExtent l="0" t="0" r="1270" b="0"/>
-            <wp:docPr id="370764754" name="图片 4"/>
+          <wp:inline distT="0" distB="0" distL="0" distR="0" wp14:anchorId="1D561410" wp14:editId="26C9D744">
+            <wp:extent cx="1876635" cy="1493516"/>
+            <wp:effectExtent l="0" t="0" r="0" b="0"/>
+            <wp:docPr id="499944188" name="图片 6"/>
             <wp:cNvGraphicFramePr>
               <a:graphicFrameLocks xmlns:a="http://schemas.openxmlformats.org/drawingml/2006/main" noChangeAspect="1"/>
             </wp:cNvGraphicFramePr>
@@ -1065,7 +986,7 @@
               <a:graphicData uri="http://schemas.openxmlformats.org/drawingml/2006/picture">
                 <pic:pic xmlns:pic="http://schemas.openxmlformats.org/drawingml/2006/picture">
                   <pic:nvPicPr>
-                    <pic:cNvPr id="0" name="Picture 7"/>
+                    <pic:cNvPr id="0" name="Picture 11"/>
                     <pic:cNvPicPr>
                       <a:picLocks noChangeAspect="1" noChangeArrowheads="1"/>
                     </pic:cNvPicPr>
@@ -1086,7 +1007,7 @@
                   <pic:spPr bwMode="auto">
                     <a:xfrm>
                       <a:off x="0" y="0"/>
-                      <a:ext cx="1763818" cy="1403730"/>
+                      <a:ext cx="1895630" cy="1508633"/>
                     </a:xfrm>
                     <a:prstGeom prst="rect">
                       <a:avLst/>
@@ -1112,14 +1033,13 @@
       </w:r>
       <w:r>
         <w:rPr>
-          <w:rFonts w:hint="eastAsia"/>
           <w:noProof/>
         </w:rPr>
         <w:drawing>
-          <wp:inline distT="0" distB="0" distL="0" distR="0" wp14:anchorId="45EFB204" wp14:editId="0BBA497F">
-            <wp:extent cx="1936372" cy="1386396"/>
-            <wp:effectExtent l="0" t="0" r="6985" b="4445"/>
-            <wp:docPr id="1430158673" name="图片 3"/>
+          <wp:inline distT="0" distB="0" distL="0" distR="0" wp14:anchorId="0E0CEBF5" wp14:editId="5CC25956">
+            <wp:extent cx="2087880" cy="1494874"/>
+            <wp:effectExtent l="0" t="0" r="7620" b="0"/>
+            <wp:docPr id="1063171122" name="图片 7"/>
             <wp:cNvGraphicFramePr>
               <a:graphicFrameLocks xmlns:a="http://schemas.openxmlformats.org/drawingml/2006/main" noChangeAspect="1"/>
             </wp:cNvGraphicFramePr>
@@ -1127,7 +1047,7 @@
               <a:graphicData uri="http://schemas.openxmlformats.org/drawingml/2006/picture">
                 <pic:pic xmlns:pic="http://schemas.openxmlformats.org/drawingml/2006/picture">
                   <pic:nvPicPr>
-                    <pic:cNvPr id="0" name="Picture 5"/>
+                    <pic:cNvPr id="0" name="Picture 13"/>
                     <pic:cNvPicPr>
                       <a:picLocks noChangeAspect="1" noChangeArrowheads="1"/>
                     </pic:cNvPicPr>
@@ -1148,7 +1068,7 @@
                   <pic:spPr bwMode="auto">
                     <a:xfrm>
                       <a:off x="0" y="0"/>
-                      <a:ext cx="1941152" cy="1389818"/>
+                      <a:ext cx="2097034" cy="1501428"/>
                     </a:xfrm>
                     <a:prstGeom prst="rect">
                       <a:avLst/>
@@ -1327,14 +1247,13 @@
       </w:pPr>
       <w:r>
         <w:rPr>
-          <w:rFonts w:hint="eastAsia"/>
           <w:noProof/>
         </w:rPr>
         <w:drawing>
-          <wp:inline distT="0" distB="0" distL="0" distR="0" wp14:anchorId="365B8D81" wp14:editId="4AAD2B88">
-            <wp:extent cx="1839301" cy="1508760"/>
-            <wp:effectExtent l="0" t="0" r="8890" b="0"/>
-            <wp:docPr id="118959190" name="图片 5"/>
+          <wp:inline distT="0" distB="0" distL="0" distR="0" wp14:anchorId="37028C26" wp14:editId="63A530BA">
+            <wp:extent cx="2125980" cy="1743920"/>
+            <wp:effectExtent l="0" t="0" r="7620" b="8890"/>
+            <wp:docPr id="455324348" name="图片 8"/>
             <wp:cNvGraphicFramePr>
               <a:graphicFrameLocks xmlns:a="http://schemas.openxmlformats.org/drawingml/2006/main" noChangeAspect="1"/>
             </wp:cNvGraphicFramePr>
@@ -1342,7 +1261,7 @@
               <a:graphicData uri="http://schemas.openxmlformats.org/drawingml/2006/picture">
                 <pic:pic xmlns:pic="http://schemas.openxmlformats.org/drawingml/2006/picture">
                   <pic:nvPicPr>
-                    <pic:cNvPr id="0" name="Picture 9"/>
+                    <pic:cNvPr id="0" name="Picture 15"/>
                     <pic:cNvPicPr>
                       <a:picLocks noChangeAspect="1" noChangeArrowheads="1"/>
                     </pic:cNvPicPr>
@@ -1363,7 +1282,7 @@
                   <pic:spPr bwMode="auto">
                     <a:xfrm>
                       <a:off x="0" y="0"/>
-                      <a:ext cx="1854820" cy="1521490"/>
+                      <a:ext cx="2133544" cy="1750125"/>
                     </a:xfrm>
                     <a:prstGeom prst="rect">
                       <a:avLst/>
@@ -1389,14 +1308,13 @@
       </w:r>
       <w:r>
         <w:rPr>
-          <w:rFonts w:hint="eastAsia"/>
           <w:noProof/>
         </w:rPr>
         <w:drawing>
-          <wp:inline distT="0" distB="0" distL="0" distR="0" wp14:anchorId="7AA1546C" wp14:editId="17BB4229">
-            <wp:extent cx="1677379" cy="1500469"/>
-            <wp:effectExtent l="0" t="0" r="0" b="5080"/>
-            <wp:docPr id="1088215556" name="图片 6"/>
+          <wp:inline distT="0" distB="0" distL="0" distR="0" wp14:anchorId="434367B4" wp14:editId="441D6481">
+            <wp:extent cx="1950720" cy="1744980"/>
+            <wp:effectExtent l="0" t="0" r="0" b="7620"/>
+            <wp:docPr id="1418301690" name="图片 9"/>
             <wp:cNvGraphicFramePr>
               <a:graphicFrameLocks xmlns:a="http://schemas.openxmlformats.org/drawingml/2006/main" noChangeAspect="1"/>
             </wp:cNvGraphicFramePr>
@@ -1404,7 +1322,7 @@
               <a:graphicData uri="http://schemas.openxmlformats.org/drawingml/2006/picture">
                 <pic:pic xmlns:pic="http://schemas.openxmlformats.org/drawingml/2006/picture">
                   <pic:nvPicPr>
-                    <pic:cNvPr id="0" name="Picture 11"/>
+                    <pic:cNvPr id="0" name="Picture 17"/>
                     <pic:cNvPicPr>
                       <a:picLocks noChangeAspect="1" noChangeArrowheads="1"/>
                     </pic:cNvPicPr>
@@ -1425,7 +1343,7 @@
                   <pic:spPr bwMode="auto">
                     <a:xfrm>
                       <a:off x="0" y="0"/>
-                      <a:ext cx="1690962" cy="1512620"/>
+                      <a:ext cx="1950720" cy="1744980"/>
                     </a:xfrm>
                     <a:prstGeom prst="rect">
                       <a:avLst/>
@@ -1445,7 +1363,6 @@
     <w:p>
       <w:pPr>
         <w:widowControl/>
-        <w:snapToGrid w:val="0"/>
         <w:jc w:val="left"/>
         <w:rPr>
           <w:rFonts w:ascii="Tahoma" w:eastAsia="微软雅黑" w:hAnsi="Tahoma"/>
@@ -1459,7 +1376,15 @@
           <w:kern w:val="0"/>
           <w:sz w:val="22"/>
         </w:rPr>
-        <w:t>对所有边角进行</w:t>
+        <w:t>对所有边角</w:t>
+      </w:r>
+      <w:r>
+        <w:rPr>
+          <w:rFonts w:ascii="Tahoma" w:eastAsia="微软雅黑" w:hAnsi="Tahoma" w:hint="eastAsia"/>
+          <w:kern w:val="0"/>
+          <w:sz w:val="22"/>
+        </w:rPr>
+        <w:t>都按照</w:t>
       </w:r>
       <w:r>
         <w:rPr>
@@ -1475,7 +1400,23 @@
           <w:kern w:val="0"/>
           <w:sz w:val="22"/>
         </w:rPr>
-        <w:t>相同绘制</w:t>
+        <w:t>方法</w:t>
+      </w:r>
+      <w:r>
+        <w:rPr>
+          <w:rFonts w:ascii="Tahoma" w:eastAsia="微软雅黑" w:hAnsi="Tahoma" w:hint="eastAsia"/>
+          <w:kern w:val="0"/>
+          <w:sz w:val="22"/>
+        </w:rPr>
+        <w:t>绘制</w:t>
+      </w:r>
+      <w:r>
+        <w:rPr>
+          <w:rFonts w:ascii="Tahoma" w:eastAsia="微软雅黑" w:hAnsi="Tahoma" w:hint="eastAsia"/>
+          <w:kern w:val="0"/>
+          <w:sz w:val="22"/>
+        </w:rPr>
+        <w:t>一遍</w:t>
       </w:r>
       <w:r>
         <w:rPr>
@@ -1491,22 +1432,21 @@
         <w:widowControl/>
         <w:jc w:val="center"/>
         <w:rPr>
-          <w:rFonts w:ascii="Tahoma" w:eastAsia="微软雅黑" w:hAnsi="Tahoma"/>
-          <w:kern w:val="0"/>
-          <w:sz w:val="22"/>
-        </w:rPr>
-      </w:pPr>
-      <w:r>
-        <w:rPr>
-          <w:rFonts w:hint="eastAsia"/>
+          <w:rFonts w:ascii="Tahoma" w:eastAsia="微软雅黑" w:hAnsi="Tahoma" w:hint="eastAsia"/>
+          <w:kern w:val="0"/>
+          <w:sz w:val="22"/>
+        </w:rPr>
+      </w:pPr>
+      <w:r>
+        <w:rPr>
           <w:noProof/>
         </w:rPr>
         <w:lastRenderedPageBreak/>
         <w:drawing>
-          <wp:inline distT="0" distB="0" distL="0" distR="0" wp14:anchorId="2E574805" wp14:editId="112F6B9A">
-            <wp:extent cx="2437467" cy="1838960"/>
-            <wp:effectExtent l="0" t="0" r="1270" b="8890"/>
-            <wp:docPr id="1484793698" name="图片 2"/>
+          <wp:inline distT="0" distB="0" distL="0" distR="0" wp14:anchorId="143168CD" wp14:editId="468E3D50">
+            <wp:extent cx="2424000" cy="1828800"/>
+            <wp:effectExtent l="0" t="0" r="0" b="0"/>
+            <wp:docPr id="1859153935" name="图片 2"/>
             <wp:cNvGraphicFramePr>
               <a:graphicFrameLocks xmlns:a="http://schemas.openxmlformats.org/drawingml/2006/main" noChangeAspect="1"/>
             </wp:cNvGraphicFramePr>
@@ -1535,7 +1475,7 @@
                   <pic:spPr bwMode="auto">
                     <a:xfrm>
                       <a:off x="0" y="0"/>
-                      <a:ext cx="2446596" cy="1845848"/>
+                      <a:ext cx="2427551" cy="1831479"/>
                     </a:xfrm>
                     <a:prstGeom prst="rect">
                       <a:avLst/>
@@ -1561,14 +1501,13 @@
       </w:r>
       <w:r>
         <w:rPr>
-          <w:rFonts w:hint="eastAsia"/>
           <w:noProof/>
         </w:rPr>
         <w:drawing>
-          <wp:inline distT="0" distB="0" distL="0" distR="0" wp14:anchorId="01EA13B0" wp14:editId="1078AC3E">
-            <wp:extent cx="2460923" cy="1847850"/>
+          <wp:inline distT="0" distB="0" distL="0" distR="0" wp14:anchorId="59D312C8" wp14:editId="11847201">
+            <wp:extent cx="2446020" cy="1836660"/>
             <wp:effectExtent l="0" t="0" r="0" b="0"/>
-            <wp:docPr id="2050352096" name="图片 1"/>
+            <wp:docPr id="326888643" name="图片 3"/>
             <wp:cNvGraphicFramePr>
               <a:graphicFrameLocks xmlns:a="http://schemas.openxmlformats.org/drawingml/2006/main" noChangeAspect="1"/>
             </wp:cNvGraphicFramePr>
@@ -1576,7 +1515,7 @@
               <a:graphicData uri="http://schemas.openxmlformats.org/drawingml/2006/picture">
                 <pic:pic xmlns:pic="http://schemas.openxmlformats.org/drawingml/2006/picture">
                   <pic:nvPicPr>
-                    <pic:cNvPr id="0" name="Picture 1"/>
+                    <pic:cNvPr id="0" name="Picture 5"/>
                     <pic:cNvPicPr>
                       <a:picLocks noChangeAspect="1" noChangeArrowheads="1"/>
                     </pic:cNvPicPr>
@@ -1597,7 +1536,7 @@
                   <pic:spPr bwMode="auto">
                     <a:xfrm>
                       <a:off x="0" y="0"/>
-                      <a:ext cx="2469219" cy="1854079"/>
+                      <a:ext cx="2450328" cy="1839894"/>
                     </a:xfrm>
                     <a:prstGeom prst="rect">
                       <a:avLst/>
@@ -1662,14 +1601,13 @@
       </w:pPr>
       <w:r>
         <w:rPr>
-          <w:rFonts w:hint="eastAsia"/>
           <w:noProof/>
         </w:rPr>
         <w:drawing>
-          <wp:inline distT="0" distB="0" distL="0" distR="0" wp14:anchorId="714F223A" wp14:editId="164AA602">
-            <wp:extent cx="1653540" cy="1490362"/>
-            <wp:effectExtent l="0" t="0" r="3810" b="0"/>
-            <wp:docPr id="2144665722" name="图片 9"/>
+          <wp:inline distT="0" distB="0" distL="0" distR="0" wp14:anchorId="038DDFD9" wp14:editId="74D13D67">
+            <wp:extent cx="1640135" cy="1478280"/>
+            <wp:effectExtent l="0" t="0" r="0" b="7620"/>
+            <wp:docPr id="1405827037" name="图片 4"/>
             <wp:cNvGraphicFramePr>
               <a:graphicFrameLocks xmlns:a="http://schemas.openxmlformats.org/drawingml/2006/main" noChangeAspect="1"/>
             </wp:cNvGraphicFramePr>
@@ -1677,7 +1615,7 @@
               <a:graphicData uri="http://schemas.openxmlformats.org/drawingml/2006/picture">
                 <pic:pic xmlns:pic="http://schemas.openxmlformats.org/drawingml/2006/picture">
                   <pic:nvPicPr>
-                    <pic:cNvPr id="0" name="Picture 17"/>
+                    <pic:cNvPr id="0" name="Picture 7"/>
                     <pic:cNvPicPr>
                       <a:picLocks noChangeAspect="1" noChangeArrowheads="1"/>
                     </pic:cNvPicPr>
@@ -1698,7 +1636,7 @@
                   <pic:spPr bwMode="auto">
                     <a:xfrm>
                       <a:off x="0" y="0"/>
-                      <a:ext cx="1654755" cy="1491457"/>
+                      <a:ext cx="1646528" cy="1484042"/>
                     </a:xfrm>
                     <a:prstGeom prst="rect">
                       <a:avLst/>
@@ -1724,14 +1662,13 @@
       </w:r>
       <w:r>
         <w:rPr>
-          <w:rFonts w:hint="eastAsia"/>
           <w:noProof/>
         </w:rPr>
         <w:drawing>
-          <wp:inline distT="0" distB="0" distL="0" distR="0" wp14:anchorId="55902032" wp14:editId="77642D5D">
-            <wp:extent cx="1762068" cy="1490980"/>
+          <wp:inline distT="0" distB="0" distL="0" distR="0" wp14:anchorId="1A2D93C1" wp14:editId="618A05FD">
+            <wp:extent cx="1756064" cy="1485900"/>
             <wp:effectExtent l="0" t="0" r="0" b="0"/>
-            <wp:docPr id="1627859283" name="图片 8"/>
+            <wp:docPr id="1705340280" name="图片 5"/>
             <wp:cNvGraphicFramePr>
               <a:graphicFrameLocks xmlns:a="http://schemas.openxmlformats.org/drawingml/2006/main" noChangeAspect="1"/>
             </wp:cNvGraphicFramePr>
@@ -1739,7 +1676,7 @@
               <a:graphicData uri="http://schemas.openxmlformats.org/drawingml/2006/picture">
                 <pic:pic xmlns:pic="http://schemas.openxmlformats.org/drawingml/2006/picture">
                   <pic:nvPicPr>
-                    <pic:cNvPr id="0" name="Picture 15"/>
+                    <pic:cNvPr id="0" name="Picture 9"/>
                     <pic:cNvPicPr>
                       <a:picLocks noChangeAspect="1" noChangeArrowheads="1"/>
                     </pic:cNvPicPr>
@@ -1760,7 +1697,7 @@
                   <pic:spPr bwMode="auto">
                     <a:xfrm>
                       <a:off x="0" y="0"/>
-                      <a:ext cx="1766317" cy="1494576"/>
+                      <a:ext cx="1761865" cy="1490808"/>
                     </a:xfrm>
                     <a:prstGeom prst="rect">
                       <a:avLst/>
@@ -1783,7 +1720,7 @@
         <w:snapToGrid w:val="0"/>
         <w:jc w:val="left"/>
         <w:rPr>
-          <w:rFonts w:ascii="Tahoma" w:eastAsia="微软雅黑" w:hAnsi="Tahoma" w:hint="eastAsia"/>
+          <w:rFonts w:ascii="Tahoma" w:eastAsia="微软雅黑" w:hAnsi="Tahoma"/>
           <w:kern w:val="0"/>
           <w:sz w:val="22"/>
         </w:rPr>
@@ -1800,13 +1737,7 @@
         <w:rPr>
           <w:rFonts w:hint="eastAsia"/>
         </w:rPr>
-        <w:t>圆角</w:t>
-      </w:r>
-      <w:r>
-        <w:rPr>
-          <w:rFonts w:hint="eastAsia"/>
-        </w:rPr>
-        <w:t>的岩石矮墙</w:t>
+        <w:t>圆角的岩石矮墙</w:t>
       </w:r>
     </w:p>
     <w:p>
@@ -1835,7 +1766,7 @@
         <w:snapToGrid w:val="0"/>
         <w:jc w:val="left"/>
         <w:rPr>
-          <w:rFonts w:ascii="Tahoma" w:eastAsia="微软雅黑" w:hAnsi="Tahoma" w:hint="eastAsia"/>
+          <w:rFonts w:ascii="Tahoma" w:eastAsia="微软雅黑" w:hAnsi="Tahoma"/>
           <w:kern w:val="0"/>
           <w:sz w:val="22"/>
         </w:rPr>
@@ -1895,21 +1826,20 @@
         <w:snapToGrid w:val="0"/>
         <w:jc w:val="center"/>
         <w:rPr>
-          <w:rFonts w:ascii="Tahoma" w:eastAsia="微软雅黑" w:hAnsi="Tahoma" w:hint="eastAsia"/>
-          <w:kern w:val="0"/>
-          <w:sz w:val="22"/>
-        </w:rPr>
-      </w:pPr>
-      <w:r>
-        <w:rPr>
-          <w:rFonts w:hint="eastAsia"/>
+          <w:rFonts w:ascii="Tahoma" w:eastAsia="微软雅黑" w:hAnsi="Tahoma"/>
+          <w:kern w:val="0"/>
+          <w:sz w:val="22"/>
+        </w:rPr>
+      </w:pPr>
+      <w:r>
+        <w:rPr>
           <w:noProof/>
         </w:rPr>
         <w:drawing>
-          <wp:inline distT="0" distB="0" distL="0" distR="0" wp14:anchorId="120B8975" wp14:editId="238199A4">
-            <wp:extent cx="1249551" cy="1714500"/>
-            <wp:effectExtent l="0" t="0" r="8255" b="0"/>
-            <wp:docPr id="1812231448" name="图片 5"/>
+          <wp:inline distT="0" distB="0" distL="0" distR="0" wp14:anchorId="5C03B606" wp14:editId="612FBDED">
+            <wp:extent cx="1256816" cy="1714500"/>
+            <wp:effectExtent l="0" t="0" r="635" b="0"/>
+            <wp:docPr id="1399150188" name="图片 10"/>
             <wp:cNvGraphicFramePr>
               <a:graphicFrameLocks xmlns:a="http://schemas.openxmlformats.org/drawingml/2006/main" noChangeAspect="1"/>
             </wp:cNvGraphicFramePr>
@@ -1917,7 +1847,7 @@
               <a:graphicData uri="http://schemas.openxmlformats.org/drawingml/2006/picture">
                 <pic:pic xmlns:pic="http://schemas.openxmlformats.org/drawingml/2006/picture">
                   <pic:nvPicPr>
-                    <pic:cNvPr id="0" name="Picture 9"/>
+                    <pic:cNvPr id="0" name="Picture 19"/>
                     <pic:cNvPicPr>
                       <a:picLocks noChangeAspect="1" noChangeArrowheads="1"/>
                     </pic:cNvPicPr>
@@ -1938,7 +1868,7 @@
                   <pic:spPr bwMode="auto">
                     <a:xfrm>
                       <a:off x="0" y="0"/>
-                      <a:ext cx="1251070" cy="1716584"/>
+                      <a:ext cx="1257420" cy="1715324"/>
                     </a:xfrm>
                     <a:prstGeom prst="rect">
                       <a:avLst/>
@@ -1963,14 +1893,13 @@
       </w:r>
       <w:r>
         <w:rPr>
-          <w:rFonts w:hint="eastAsia"/>
           <w:noProof/>
         </w:rPr>
         <w:drawing>
-          <wp:inline distT="0" distB="0" distL="0" distR="0" wp14:anchorId="00B5F848" wp14:editId="47FD0419">
+          <wp:inline distT="0" distB="0" distL="0" distR="0" wp14:anchorId="2B19583A" wp14:editId="0AD9E77C">
             <wp:extent cx="1249680" cy="1706880"/>
             <wp:effectExtent l="0" t="0" r="7620" b="7620"/>
-            <wp:docPr id="853742881" name="图片 4"/>
+            <wp:docPr id="1138655702" name="图片 11"/>
             <wp:cNvGraphicFramePr>
               <a:graphicFrameLocks xmlns:a="http://schemas.openxmlformats.org/drawingml/2006/main" noChangeAspect="1"/>
             </wp:cNvGraphicFramePr>
@@ -1978,7 +1907,7 @@
               <a:graphicData uri="http://schemas.openxmlformats.org/drawingml/2006/picture">
                 <pic:pic xmlns:pic="http://schemas.openxmlformats.org/drawingml/2006/picture">
                   <pic:nvPicPr>
-                    <pic:cNvPr id="0" name="Picture 7"/>
+                    <pic:cNvPr id="0" name="Picture 21"/>
                     <pic:cNvPicPr>
                       <a:picLocks noChangeAspect="1" noChangeArrowheads="1"/>
                     </pic:cNvPicPr>
@@ -2022,21 +1951,20 @@
         <w:snapToGrid w:val="0"/>
         <w:jc w:val="center"/>
         <w:rPr>
-          <w:rFonts w:ascii="Tahoma" w:eastAsia="微软雅黑" w:hAnsi="Tahoma" w:hint="eastAsia"/>
-          <w:kern w:val="0"/>
-          <w:sz w:val="22"/>
-        </w:rPr>
-      </w:pPr>
-      <w:r>
-        <w:rPr>
-          <w:rFonts w:hint="eastAsia"/>
+          <w:rFonts w:ascii="Tahoma" w:eastAsia="微软雅黑" w:hAnsi="Tahoma"/>
+          <w:kern w:val="0"/>
+          <w:sz w:val="22"/>
+        </w:rPr>
+      </w:pPr>
+      <w:r>
+        <w:rPr>
           <w:noProof/>
         </w:rPr>
         <w:drawing>
-          <wp:inline distT="0" distB="0" distL="0" distR="0" wp14:anchorId="59DFF977" wp14:editId="50D37DB5">
-            <wp:extent cx="3550920" cy="1903714"/>
-            <wp:effectExtent l="0" t="0" r="0" b="1905"/>
-            <wp:docPr id="1751953154" name="图片 1"/>
+          <wp:inline distT="0" distB="0" distL="0" distR="0" wp14:anchorId="79B904F9" wp14:editId="06929843">
+            <wp:extent cx="3436620" cy="1842435"/>
+            <wp:effectExtent l="0" t="0" r="0" b="5715"/>
+            <wp:docPr id="558884771" name="图片 12"/>
             <wp:cNvGraphicFramePr>
               <a:graphicFrameLocks xmlns:a="http://schemas.openxmlformats.org/drawingml/2006/main" noChangeAspect="1"/>
             </wp:cNvGraphicFramePr>
@@ -2044,7 +1972,7 @@
               <a:graphicData uri="http://schemas.openxmlformats.org/drawingml/2006/picture">
                 <pic:pic xmlns:pic="http://schemas.openxmlformats.org/drawingml/2006/picture">
                   <pic:nvPicPr>
-                    <pic:cNvPr id="0" name="Picture 1"/>
+                    <pic:cNvPr id="0" name="Picture 23"/>
                     <pic:cNvPicPr>
                       <a:picLocks noChangeAspect="1" noChangeArrowheads="1"/>
                     </pic:cNvPicPr>
@@ -2065,7 +1993,7 @@
                   <pic:spPr bwMode="auto">
                     <a:xfrm>
                       <a:off x="0" y="0"/>
-                      <a:ext cx="3557760" cy="1907381"/>
+                      <a:ext cx="3441543" cy="1845074"/>
                     </a:xfrm>
                     <a:prstGeom prst="rect">
                       <a:avLst/>
@@ -2269,14 +2197,13 @@
       </w:pPr>
       <w:r>
         <w:rPr>
-          <w:rFonts w:hint="eastAsia"/>
           <w:noProof/>
         </w:rPr>
         <w:drawing>
-          <wp:inline distT="0" distB="0" distL="0" distR="0" wp14:anchorId="29DEF1ED" wp14:editId="1764D3C8">
-            <wp:extent cx="2220595" cy="1821531"/>
-            <wp:effectExtent l="0" t="0" r="8255" b="7620"/>
-            <wp:docPr id="1559543269" name="图片 5"/>
+          <wp:inline distT="0" distB="0" distL="0" distR="0" wp14:anchorId="4C7DB35E" wp14:editId="67318A12">
+            <wp:extent cx="2186940" cy="1793925"/>
+            <wp:effectExtent l="0" t="0" r="3810" b="0"/>
+            <wp:docPr id="1844011684" name="图片 13"/>
             <wp:cNvGraphicFramePr>
               <a:graphicFrameLocks xmlns:a="http://schemas.openxmlformats.org/drawingml/2006/main" noChangeAspect="1"/>
             </wp:cNvGraphicFramePr>
@@ -2284,7 +2211,7 @@
               <a:graphicData uri="http://schemas.openxmlformats.org/drawingml/2006/picture">
                 <pic:pic xmlns:pic="http://schemas.openxmlformats.org/drawingml/2006/picture">
                   <pic:nvPicPr>
-                    <pic:cNvPr id="0" name="Picture 9"/>
+                    <pic:cNvPr id="0" name="Picture 25"/>
                     <pic:cNvPicPr>
                       <a:picLocks noChangeAspect="1" noChangeArrowheads="1"/>
                     </pic:cNvPicPr>
@@ -2305,7 +2232,7 @@
                   <pic:spPr bwMode="auto">
                     <a:xfrm>
                       <a:off x="0" y="0"/>
-                      <a:ext cx="2226348" cy="1826250"/>
+                      <a:ext cx="2188138" cy="1794908"/>
                     </a:xfrm>
                     <a:prstGeom prst="rect">
                       <a:avLst/>
@@ -2331,14 +2258,13 @@
       </w:r>
       <w:r>
         <w:rPr>
-          <w:rFonts w:hint="eastAsia"/>
           <w:noProof/>
         </w:rPr>
         <w:drawing>
-          <wp:inline distT="0" distB="0" distL="0" distR="0" wp14:anchorId="53AD1759" wp14:editId="2B24E9BA">
-            <wp:extent cx="2183997" cy="1830070"/>
-            <wp:effectExtent l="0" t="0" r="6985" b="0"/>
-            <wp:docPr id="1225794945" name="图片 7"/>
+          <wp:inline distT="0" distB="0" distL="0" distR="0" wp14:anchorId="1F0AE862" wp14:editId="28384A9F">
+            <wp:extent cx="2136763" cy="1790489"/>
+            <wp:effectExtent l="0" t="0" r="0" b="635"/>
+            <wp:docPr id="858023902" name="图片 14"/>
             <wp:cNvGraphicFramePr>
               <a:graphicFrameLocks xmlns:a="http://schemas.openxmlformats.org/drawingml/2006/main" noChangeAspect="1"/>
             </wp:cNvGraphicFramePr>
@@ -2346,7 +2272,7 @@
               <a:graphicData uri="http://schemas.openxmlformats.org/drawingml/2006/picture">
                 <pic:pic xmlns:pic="http://schemas.openxmlformats.org/drawingml/2006/picture">
                   <pic:nvPicPr>
-                    <pic:cNvPr id="0" name="Picture 13"/>
+                    <pic:cNvPr id="0" name="Picture 27"/>
                     <pic:cNvPicPr>
                       <a:picLocks noChangeAspect="1" noChangeArrowheads="1"/>
                     </pic:cNvPicPr>
@@ -2367,7 +2293,7 @@
                   <pic:spPr bwMode="auto">
                     <a:xfrm>
                       <a:off x="0" y="0"/>
-                      <a:ext cx="2200464" cy="1843868"/>
+                      <a:ext cx="2147258" cy="1799283"/>
                     </a:xfrm>
                     <a:prstGeom prst="rect">
                       <a:avLst/>
@@ -2403,23 +2329,13 @@
         </w:rPr>
         <w:t>如果</w:t>
       </w:r>
-      <w:proofErr w:type="gramStart"/>
-      <w:r>
-        <w:rPr>
-          <w:rFonts w:ascii="Tahoma" w:eastAsia="微软雅黑" w:hAnsi="Tahoma" w:hint="eastAsia"/>
-          <w:kern w:val="0"/>
-          <w:sz w:val="22"/>
-        </w:rPr>
-        <w:t>不</w:t>
-      </w:r>
-      <w:proofErr w:type="gramEnd"/>
-      <w:r>
-        <w:rPr>
-          <w:rFonts w:ascii="Tahoma" w:eastAsia="微软雅黑" w:hAnsi="Tahoma" w:hint="eastAsia"/>
-          <w:kern w:val="0"/>
-          <w:sz w:val="22"/>
-        </w:rPr>
-        <w:t>镂空，给</w:t>
+      <w:r>
+        <w:rPr>
+          <w:rFonts w:ascii="Tahoma" w:eastAsia="微软雅黑" w:hAnsi="Tahoma" w:hint="eastAsia"/>
+          <w:kern w:val="0"/>
+          <w:sz w:val="22"/>
+        </w:rPr>
+        <w:t>不镂空，给</w:t>
       </w:r>
       <w:r>
         <w:rPr>
@@ -2463,25 +2379,7 @@
           <w:kern w:val="0"/>
           <w:sz w:val="22"/>
         </w:rPr>
-        <w:t>那么在不同颜色</w:t>
-      </w:r>
-      <w:proofErr w:type="gramStart"/>
-      <w:r>
-        <w:rPr>
-          <w:rFonts w:ascii="Tahoma" w:eastAsia="微软雅黑" w:hAnsi="Tahoma" w:hint="eastAsia"/>
-          <w:kern w:val="0"/>
-          <w:sz w:val="22"/>
-        </w:rPr>
-        <w:t>的图块组合</w:t>
-      </w:r>
-      <w:proofErr w:type="gramEnd"/>
-      <w:r>
-        <w:rPr>
-          <w:rFonts w:ascii="Tahoma" w:eastAsia="微软雅黑" w:hAnsi="Tahoma" w:hint="eastAsia"/>
-          <w:kern w:val="0"/>
-          <w:sz w:val="22"/>
-        </w:rPr>
-        <w:t>使用时，容易看出来绿色的边角。</w:t>
+        <w:t>那么在不同颜色的图块组合使用时，容易看出来绿色的边角。</w:t>
       </w:r>
     </w:p>
     <w:p>
@@ -2532,14 +2430,13 @@
       </w:pPr>
       <w:r>
         <w:rPr>
-          <w:rFonts w:hint="eastAsia"/>
           <w:noProof/>
         </w:rPr>
         <w:drawing>
-          <wp:inline distT="0" distB="0" distL="0" distR="0" wp14:anchorId="4F893A3D" wp14:editId="0C6DE915">
-            <wp:extent cx="4403426" cy="3250904"/>
-            <wp:effectExtent l="0" t="0" r="0" b="6985"/>
-            <wp:docPr id="578148424" name="图片 10"/>
+          <wp:inline distT="0" distB="0" distL="0" distR="0" wp14:anchorId="479033E8" wp14:editId="6BB62A4E">
+            <wp:extent cx="3482340" cy="2570897"/>
+            <wp:effectExtent l="0" t="0" r="3810" b="1270"/>
+            <wp:docPr id="1087207190" name="图片 15"/>
             <wp:cNvGraphicFramePr>
               <a:graphicFrameLocks xmlns:a="http://schemas.openxmlformats.org/drawingml/2006/main" noChangeAspect="1"/>
             </wp:cNvGraphicFramePr>
@@ -2547,7 +2444,7 @@
               <a:graphicData uri="http://schemas.openxmlformats.org/drawingml/2006/picture">
                 <pic:pic xmlns:pic="http://schemas.openxmlformats.org/drawingml/2006/picture">
                   <pic:nvPicPr>
-                    <pic:cNvPr id="0" name="Picture 19"/>
+                    <pic:cNvPr id="0" name="Picture 29"/>
                     <pic:cNvPicPr>
                       <a:picLocks noChangeAspect="1" noChangeArrowheads="1"/>
                     </pic:cNvPicPr>
@@ -2568,7 +2465,7 @@
                   <pic:spPr bwMode="auto">
                     <a:xfrm>
                       <a:off x="0" y="0"/>
-                      <a:ext cx="4425228" cy="3267000"/>
+                      <a:ext cx="3490142" cy="2576657"/>
                     </a:xfrm>
                     <a:prstGeom prst="rect">
                       <a:avLst/>
